--- a/Practicals formatted/Practical 11.docx
+++ b/Practicals formatted/Practical 11.docx
@@ -460,6 +460,223 @@
           <w:szCs w:val="24"/>
           <w:lang w:val="en-IN" w:eastAsia="en-IN"/>
         </w:rPr>
+        <w:t>CREATE DATABASE p11_demo;</w:t>
+      </w:r>
+    </w:p>
+    <w:p>
+      <w:pPr>
+        <w:rPr>
+          <w:rFonts w:hAnsi="Symbol" w:cs="Times New Roman"/>
+          <w:szCs w:val="24"/>
+          <w:lang w:val="en-IN" w:eastAsia="en-IN"/>
+        </w:rPr>
+      </w:pPr>
+      <w:r>
+        <w:rPr>
+          <w:rFonts w:hAnsi="Symbol" w:cs="Times New Roman"/>
+          <w:szCs w:val="24"/>
+          <w:lang w:val="en-IN" w:eastAsia="en-IN"/>
+        </w:rPr>
+        <w:t>USE p11_demo;</w:t>
+      </w:r>
+    </w:p>
+    <w:p>
+      <w:pPr>
+        <w:rPr>
+          <w:rFonts w:hAnsi="Symbol" w:cs="Times New Roman"/>
+          <w:szCs w:val="24"/>
+          <w:lang w:val="en-IN" w:eastAsia="en-IN"/>
+        </w:rPr>
+      </w:pPr>
+    </w:p>
+    <w:p>
+      <w:pPr>
+        <w:rPr>
+          <w:rFonts w:hAnsi="Symbol" w:cs="Times New Roman"/>
+          <w:szCs w:val="24"/>
+          <w:lang w:val="en-IN" w:eastAsia="en-IN"/>
+        </w:rPr>
+      </w:pPr>
+      <w:r>
+        <w:rPr>
+          <w:rFonts w:hAnsi="Symbol" w:cs="Times New Roman"/>
+          <w:szCs w:val="24"/>
+          <w:lang w:val="en-IN" w:eastAsia="en-IN"/>
+        </w:rPr>
+        <w:t>CREATE TABLE students (</w:t>
+      </w:r>
+    </w:p>
+    <w:p>
+      <w:pPr>
+        <w:rPr>
+          <w:rFonts w:hAnsi="Symbol" w:cs="Times New Roman"/>
+          <w:szCs w:val="24"/>
+          <w:lang w:val="en-IN" w:eastAsia="en-IN"/>
+        </w:rPr>
+      </w:pPr>
+      <w:r>
+        <w:rPr>
+          <w:rFonts w:hAnsi="Symbol" w:cs="Times New Roman"/>
+          <w:szCs w:val="24"/>
+          <w:lang w:val="en-IN" w:eastAsia="en-IN"/>
+        </w:rPr>
+        <w:t xml:space="preserve">    id INT AUTO_INCREMENT PRIMARY KEY,</w:t>
+      </w:r>
+    </w:p>
+    <w:p>
+      <w:pPr>
+        <w:rPr>
+          <w:rFonts w:hAnsi="Symbol" w:cs="Times New Roman"/>
+          <w:szCs w:val="24"/>
+          <w:lang w:val="en-IN" w:eastAsia="en-IN"/>
+        </w:rPr>
+      </w:pPr>
+      <w:r>
+        <w:rPr>
+          <w:rFonts w:hAnsi="Symbol" w:cs="Times New Roman"/>
+          <w:szCs w:val="24"/>
+          <w:lang w:val="en-IN" w:eastAsia="en-IN"/>
+        </w:rPr>
+        <w:t xml:space="preserve">    name </w:t>
+      </w:r>
+      <w:proofErr w:type="gramStart"/>
+      <w:r>
+        <w:rPr>
+          <w:rFonts w:hAnsi="Symbol" w:cs="Times New Roman"/>
+          <w:szCs w:val="24"/>
+          <w:lang w:val="en-IN" w:eastAsia="en-IN"/>
+        </w:rPr>
+        <w:t>VARCHAR(</w:t>
+      </w:r>
+      <w:proofErr w:type="gramEnd"/>
+      <w:r>
+        <w:rPr>
+          <w:rFonts w:hAnsi="Symbol" w:cs="Times New Roman"/>
+          <w:szCs w:val="24"/>
+          <w:lang w:val="en-IN" w:eastAsia="en-IN"/>
+        </w:rPr>
+        <w:t>100),</w:t>
+      </w:r>
+    </w:p>
+    <w:p>
+      <w:pPr>
+        <w:rPr>
+          <w:rFonts w:hAnsi="Symbol" w:cs="Times New Roman"/>
+          <w:szCs w:val="24"/>
+          <w:lang w:val="en-IN" w:eastAsia="en-IN"/>
+        </w:rPr>
+      </w:pPr>
+      <w:r>
+        <w:rPr>
+          <w:rFonts w:hAnsi="Symbol" w:cs="Times New Roman"/>
+          <w:szCs w:val="24"/>
+          <w:lang w:val="en-IN" w:eastAsia="en-IN"/>
+        </w:rPr>
+        <w:t xml:space="preserve">    email </w:t>
+      </w:r>
+      <w:proofErr w:type="gramStart"/>
+      <w:r>
+        <w:rPr>
+          <w:rFonts w:hAnsi="Symbol" w:cs="Times New Roman"/>
+          <w:szCs w:val="24"/>
+          <w:lang w:val="en-IN" w:eastAsia="en-IN"/>
+        </w:rPr>
+        <w:t>VARCHAR(</w:t>
+      </w:r>
+      <w:proofErr w:type="gramEnd"/>
+      <w:r>
+        <w:rPr>
+          <w:rFonts w:hAnsi="Symbol" w:cs="Times New Roman"/>
+          <w:szCs w:val="24"/>
+          <w:lang w:val="en-IN" w:eastAsia="en-IN"/>
+        </w:rPr>
+        <w:t>100),</w:t>
+      </w:r>
+    </w:p>
+    <w:p>
+      <w:pPr>
+        <w:rPr>
+          <w:rFonts w:hAnsi="Symbol" w:cs="Times New Roman"/>
+          <w:szCs w:val="24"/>
+          <w:lang w:val="en-IN" w:eastAsia="en-IN"/>
+        </w:rPr>
+      </w:pPr>
+      <w:r>
+        <w:rPr>
+          <w:rFonts w:hAnsi="Symbol" w:cs="Times New Roman"/>
+          <w:szCs w:val="24"/>
+          <w:lang w:val="en-IN" w:eastAsia="en-IN"/>
+        </w:rPr>
+        <w:t xml:space="preserve">    course </w:t>
+      </w:r>
+      <w:proofErr w:type="gramStart"/>
+      <w:r>
+        <w:rPr>
+          <w:rFonts w:hAnsi="Symbol" w:cs="Times New Roman"/>
+          <w:szCs w:val="24"/>
+          <w:lang w:val="en-IN" w:eastAsia="en-IN"/>
+        </w:rPr>
+        <w:t>VARCHAR(</w:t>
+      </w:r>
+      <w:proofErr w:type="gramEnd"/>
+      <w:r>
+        <w:rPr>
+          <w:rFonts w:hAnsi="Symbol" w:cs="Times New Roman"/>
+          <w:szCs w:val="24"/>
+          <w:lang w:val="en-IN" w:eastAsia="en-IN"/>
+        </w:rPr>
+        <w:t>30)</w:t>
+      </w:r>
+    </w:p>
+    <w:p>
+      <w:pPr>
+        <w:rPr>
+          <w:rFonts w:hAnsi="Symbol" w:cs="Times New Roman"/>
+          <w:szCs w:val="24"/>
+          <w:lang w:val="en-IN" w:eastAsia="en-IN"/>
+        </w:rPr>
+      </w:pPr>
+      <w:r>
+        <w:rPr>
+          <w:rFonts w:hAnsi="Symbol" w:cs="Times New Roman"/>
+          <w:szCs w:val="24"/>
+          <w:lang w:val="en-IN" w:eastAsia="en-IN"/>
+        </w:rPr>
+        <w:t>);</w:t>
+      </w:r>
+    </w:p>
+    <w:p>
+      <w:pPr>
+        <w:rPr>
+          <w:rFonts w:hAnsi="Symbol" w:cs="Times New Roman"/>
+          <w:szCs w:val="24"/>
+          <w:lang w:val="en-IN" w:eastAsia="en-IN"/>
+        </w:rPr>
+      </w:pPr>
+    </w:p>
+    <w:p>
+      <w:pPr>
+        <w:rPr>
+          <w:rFonts w:hAnsi="Symbol" w:cs="Times New Roman"/>
+          <w:szCs w:val="24"/>
+          <w:lang w:val="en-IN" w:eastAsia="en-IN"/>
+        </w:rPr>
+      </w:pPr>
+    </w:p>
+    <w:p>
+      <w:pPr>
+        <w:rPr>
+          <w:rFonts w:hAnsi="Symbol" w:cs="Times New Roman"/>
+          <w:szCs w:val="24"/>
+          <w:lang w:val="en-IN" w:eastAsia="en-IN"/>
+        </w:rPr>
+      </w:pPr>
+      <w:r>
+        <w:rPr>
+          <w:rFonts w:hAnsi="Symbol" w:cs="Times New Roman"/>
+          <w:szCs w:val="24"/>
+          <w:lang w:val="en-IN" w:eastAsia="en-IN"/>
+        </w:rPr>
         <w:t>&lt;?</w:t>
       </w:r>
       <w:proofErr w:type="spellStart"/>
@@ -481,14 +698,23 @@
           <w:lang w:val="en-IN" w:eastAsia="en-IN"/>
         </w:rPr>
       </w:pPr>
+      <w:r>
+        <w:rPr>
+          <w:rFonts w:hAnsi="Symbol" w:cs="Times New Roman"/>
+          <w:szCs w:val="24"/>
+          <w:lang w:val="en-IN" w:eastAsia="en-IN"/>
+        </w:rPr>
+        <w:t xml:space="preserve">$conn = new </w:t>
+      </w:r>
       <w:proofErr w:type="spellStart"/>
-      <w:r>
-        <w:rPr>
-          <w:rFonts w:hAnsi="Symbol" w:cs="Times New Roman"/>
-          <w:szCs w:val="24"/>
-          <w:lang w:val="en-IN" w:eastAsia="en-IN"/>
-        </w:rPr>
-        <w:t>require_once</w:t>
+      <w:proofErr w:type="gramStart"/>
+      <w:r>
+        <w:rPr>
+          <w:rFonts w:hAnsi="Symbol" w:cs="Times New Roman"/>
+          <w:szCs w:val="24"/>
+          <w:lang w:val="en-IN" w:eastAsia="en-IN"/>
+        </w:rPr>
+        <w:t>mysqli</w:t>
       </w:r>
       <w:proofErr w:type="spellEnd"/>
       <w:r>
@@ -497,16 +723,7 @@
           <w:szCs w:val="24"/>
           <w:lang w:val="en-IN" w:eastAsia="en-IN"/>
         </w:rPr>
-        <w:t xml:space="preserve"> __DIR_</w:t>
-      </w:r>
-      <w:proofErr w:type="gramStart"/>
-      <w:r>
-        <w:rPr>
-          <w:rFonts w:hAnsi="Symbol" w:cs="Times New Roman"/>
-          <w:szCs w:val="24"/>
-          <w:lang w:val="en-IN" w:eastAsia="en-IN"/>
-        </w:rPr>
-        <w:t>_ .</w:t>
+        <w:t>(</w:t>
       </w:r>
       <w:proofErr w:type="gramEnd"/>
       <w:r>
@@ -515,25 +732,7 @@
           <w:szCs w:val="24"/>
           <w:lang w:val="en-IN" w:eastAsia="en-IN"/>
         </w:rPr>
-        <w:t xml:space="preserve"> "/</w:t>
-      </w:r>
-      <w:proofErr w:type="spellStart"/>
-      <w:r>
-        <w:rPr>
-          <w:rFonts w:hAnsi="Symbol" w:cs="Times New Roman"/>
-          <w:szCs w:val="24"/>
-          <w:lang w:val="en-IN" w:eastAsia="en-IN"/>
-        </w:rPr>
-        <w:t>db_mysqli.php</w:t>
-      </w:r>
-      <w:proofErr w:type="spellEnd"/>
-      <w:r>
-        <w:rPr>
-          <w:rFonts w:hAnsi="Symbol" w:cs="Times New Roman"/>
-          <w:szCs w:val="24"/>
-          <w:lang w:val="en-IN" w:eastAsia="en-IN"/>
-        </w:rPr>
-        <w:t>";</w:t>
+        <w:t>"localhost", "root", "", "p11_demo");</w:t>
       </w:r>
     </w:p>
     <w:p>
@@ -559,25 +758,25 @@
           <w:szCs w:val="24"/>
           <w:lang w:val="en-IN" w:eastAsia="en-IN"/>
         </w:rPr>
-        <w:t>$search = trim($_GET["search"</w:t>
-      </w:r>
-      <w:proofErr w:type="gramStart"/>
-      <w:r>
-        <w:rPr>
-          <w:rFonts w:hAnsi="Symbol" w:cs="Times New Roman"/>
-          <w:szCs w:val="24"/>
-          <w:lang w:val="en-IN" w:eastAsia="en-IN"/>
-        </w:rPr>
-        <w:t>] ??</w:t>
-      </w:r>
-      <w:proofErr w:type="gramEnd"/>
-      <w:r>
-        <w:rPr>
-          <w:rFonts w:hAnsi="Symbol" w:cs="Times New Roman"/>
-          <w:szCs w:val="24"/>
-          <w:lang w:val="en-IN" w:eastAsia="en-IN"/>
-        </w:rPr>
-        <w:t xml:space="preserve"> "");</w:t>
+        <w:t>if ($conn-&gt;</w:t>
+      </w:r>
+      <w:proofErr w:type="spellStart"/>
+      <w:r>
+        <w:rPr>
+          <w:rFonts w:hAnsi="Symbol" w:cs="Times New Roman"/>
+          <w:szCs w:val="24"/>
+          <w:lang w:val="en-IN" w:eastAsia="en-IN"/>
+        </w:rPr>
+        <w:t>connect_error</w:t>
+      </w:r>
+      <w:proofErr w:type="spellEnd"/>
+      <w:r>
+        <w:rPr>
+          <w:rFonts w:hAnsi="Symbol" w:cs="Times New Roman"/>
+          <w:szCs w:val="24"/>
+          <w:lang w:val="en-IN" w:eastAsia="en-IN"/>
+        </w:rPr>
+        <w:t>) {</w:t>
       </w:r>
     </w:p>
     <w:p>
@@ -588,6 +787,32 @@
           <w:lang w:val="en-IN" w:eastAsia="en-IN"/>
         </w:rPr>
       </w:pPr>
+      <w:r>
+        <w:rPr>
+          <w:rFonts w:hAnsi="Symbol" w:cs="Times New Roman"/>
+          <w:szCs w:val="24"/>
+          <w:lang w:val="en-IN" w:eastAsia="en-IN"/>
+        </w:rPr>
+        <w:t xml:space="preserve">    </w:t>
+      </w:r>
+      <w:proofErr w:type="gramStart"/>
+      <w:r>
+        <w:rPr>
+          <w:rFonts w:hAnsi="Symbol" w:cs="Times New Roman"/>
+          <w:szCs w:val="24"/>
+          <w:lang w:val="en-IN" w:eastAsia="en-IN"/>
+        </w:rPr>
+        <w:t>die(</w:t>
+      </w:r>
+      <w:proofErr w:type="gramEnd"/>
+      <w:r>
+        <w:rPr>
+          <w:rFonts w:hAnsi="Symbol" w:cs="Times New Roman"/>
+          <w:szCs w:val="24"/>
+          <w:lang w:val="en-IN" w:eastAsia="en-IN"/>
+        </w:rPr>
+        <w:t>"Connection failed");</w:t>
+      </w:r>
     </w:p>
     <w:p>
       <w:pPr>
@@ -603,7 +828,260 @@
           <w:szCs w:val="24"/>
           <w:lang w:val="en-IN" w:eastAsia="en-IN"/>
         </w:rPr>
-        <w:t>$</w:t>
+        <w:t>}</w:t>
+      </w:r>
+    </w:p>
+    <w:p>
+      <w:pPr>
+        <w:rPr>
+          <w:rFonts w:hAnsi="Symbol" w:cs="Times New Roman"/>
+          <w:szCs w:val="24"/>
+          <w:lang w:val="en-IN" w:eastAsia="en-IN"/>
+        </w:rPr>
+      </w:pPr>
+    </w:p>
+    <w:p>
+      <w:pPr>
+        <w:rPr>
+          <w:rFonts w:hAnsi="Symbol" w:cs="Times New Roman"/>
+          <w:szCs w:val="24"/>
+          <w:lang w:val="en-IN" w:eastAsia="en-IN"/>
+        </w:rPr>
+      </w:pPr>
+      <w:r>
+        <w:rPr>
+          <w:rFonts w:hAnsi="Symbol" w:cs="Times New Roman"/>
+          <w:szCs w:val="24"/>
+          <w:lang w:val="en-IN" w:eastAsia="en-IN"/>
+        </w:rPr>
+        <w:t>$message = "";</w:t>
+      </w:r>
+    </w:p>
+    <w:p>
+      <w:pPr>
+        <w:rPr>
+          <w:rFonts w:hAnsi="Symbol" w:cs="Times New Roman"/>
+          <w:szCs w:val="24"/>
+          <w:lang w:val="en-IN" w:eastAsia="en-IN"/>
+        </w:rPr>
+      </w:pPr>
+    </w:p>
+    <w:p>
+      <w:pPr>
+        <w:rPr>
+          <w:rFonts w:hAnsi="Symbol" w:cs="Times New Roman"/>
+          <w:szCs w:val="24"/>
+          <w:lang w:val="en-IN" w:eastAsia="en-IN"/>
+        </w:rPr>
+      </w:pPr>
+      <w:r>
+        <w:rPr>
+          <w:rFonts w:hAnsi="Symbol" w:cs="Times New Roman"/>
+          <w:szCs w:val="24"/>
+          <w:lang w:val="en-IN" w:eastAsia="en-IN"/>
+        </w:rPr>
+        <w:t>if (</w:t>
+      </w:r>
+      <w:proofErr w:type="spellStart"/>
+      <w:r>
+        <w:rPr>
+          <w:rFonts w:hAnsi="Symbol" w:cs="Times New Roman"/>
+          <w:szCs w:val="24"/>
+          <w:lang w:val="en-IN" w:eastAsia="en-IN"/>
+        </w:rPr>
+        <w:t>isset</w:t>
+      </w:r>
+      <w:proofErr w:type="spellEnd"/>
+      <w:r>
+        <w:rPr>
+          <w:rFonts w:hAnsi="Symbol" w:cs="Times New Roman"/>
+          <w:szCs w:val="24"/>
+          <w:lang w:val="en-IN" w:eastAsia="en-IN"/>
+        </w:rPr>
+        <w:t>($_POST["add"])) {</w:t>
+      </w:r>
+    </w:p>
+    <w:p>
+      <w:pPr>
+        <w:rPr>
+          <w:rFonts w:hAnsi="Symbol" w:cs="Times New Roman"/>
+          <w:szCs w:val="24"/>
+          <w:lang w:val="en-IN" w:eastAsia="en-IN"/>
+        </w:rPr>
+      </w:pPr>
+      <w:r>
+        <w:rPr>
+          <w:rFonts w:hAnsi="Symbol" w:cs="Times New Roman"/>
+          <w:szCs w:val="24"/>
+          <w:lang w:val="en-IN" w:eastAsia="en-IN"/>
+        </w:rPr>
+        <w:t xml:space="preserve">    $name = trim($_POST["name"]);</w:t>
+      </w:r>
+    </w:p>
+    <w:p>
+      <w:pPr>
+        <w:rPr>
+          <w:rFonts w:hAnsi="Symbol" w:cs="Times New Roman"/>
+          <w:szCs w:val="24"/>
+          <w:lang w:val="en-IN" w:eastAsia="en-IN"/>
+        </w:rPr>
+      </w:pPr>
+      <w:r>
+        <w:rPr>
+          <w:rFonts w:hAnsi="Symbol" w:cs="Times New Roman"/>
+          <w:szCs w:val="24"/>
+          <w:lang w:val="en-IN" w:eastAsia="en-IN"/>
+        </w:rPr>
+        <w:lastRenderedPageBreak/>
+        <w:t xml:space="preserve">    $email = trim($_POST["email"]);</w:t>
+      </w:r>
+    </w:p>
+    <w:p>
+      <w:pPr>
+        <w:rPr>
+          <w:rFonts w:hAnsi="Symbol" w:cs="Times New Roman"/>
+          <w:szCs w:val="24"/>
+          <w:lang w:val="en-IN" w:eastAsia="en-IN"/>
+        </w:rPr>
+      </w:pPr>
+      <w:r>
+        <w:rPr>
+          <w:rFonts w:hAnsi="Symbol" w:cs="Times New Roman"/>
+          <w:szCs w:val="24"/>
+          <w:lang w:val="en-IN" w:eastAsia="en-IN"/>
+        </w:rPr>
+        <w:t xml:space="preserve">    $course = $_POST["course"];</w:t>
+      </w:r>
+    </w:p>
+    <w:p>
+      <w:pPr>
+        <w:rPr>
+          <w:rFonts w:hAnsi="Symbol" w:cs="Times New Roman"/>
+          <w:szCs w:val="24"/>
+          <w:lang w:val="en-IN" w:eastAsia="en-IN"/>
+        </w:rPr>
+      </w:pPr>
+    </w:p>
+    <w:p>
+      <w:pPr>
+        <w:rPr>
+          <w:rFonts w:hAnsi="Symbol" w:cs="Times New Roman"/>
+          <w:szCs w:val="24"/>
+          <w:lang w:val="en-IN" w:eastAsia="en-IN"/>
+        </w:rPr>
+      </w:pPr>
+      <w:r>
+        <w:rPr>
+          <w:rFonts w:hAnsi="Symbol" w:cs="Times New Roman"/>
+          <w:szCs w:val="24"/>
+          <w:lang w:val="en-IN" w:eastAsia="en-IN"/>
+        </w:rPr>
+        <w:t xml:space="preserve">    if ($name === "" |</w:t>
+      </w:r>
+      <w:proofErr w:type="gramStart"/>
+      <w:r>
+        <w:rPr>
+          <w:rFonts w:hAnsi="Symbol" w:cs="Times New Roman"/>
+          <w:szCs w:val="24"/>
+          <w:lang w:val="en-IN" w:eastAsia="en-IN"/>
+        </w:rPr>
+        <w:t>| !</w:t>
+      </w:r>
+      <w:proofErr w:type="spellStart"/>
+      <w:r>
+        <w:rPr>
+          <w:rFonts w:hAnsi="Symbol" w:cs="Times New Roman"/>
+          <w:szCs w:val="24"/>
+          <w:lang w:val="en-IN" w:eastAsia="en-IN"/>
+        </w:rPr>
+        <w:t>filter</w:t>
+      </w:r>
+      <w:proofErr w:type="gramEnd"/>
+      <w:r>
+        <w:rPr>
+          <w:rFonts w:hAnsi="Symbol" w:cs="Times New Roman"/>
+          <w:szCs w:val="24"/>
+          <w:lang w:val="en-IN" w:eastAsia="en-IN"/>
+        </w:rPr>
+        <w:t>_</w:t>
+      </w:r>
+      <w:proofErr w:type="gramStart"/>
+      <w:r>
+        <w:rPr>
+          <w:rFonts w:hAnsi="Symbol" w:cs="Times New Roman"/>
+          <w:szCs w:val="24"/>
+          <w:lang w:val="en-IN" w:eastAsia="en-IN"/>
+        </w:rPr>
+        <w:t>var</w:t>
+      </w:r>
+      <w:proofErr w:type="spellEnd"/>
+      <w:r>
+        <w:rPr>
+          <w:rFonts w:hAnsi="Symbol" w:cs="Times New Roman"/>
+          <w:szCs w:val="24"/>
+          <w:lang w:val="en-IN" w:eastAsia="en-IN"/>
+        </w:rPr>
+        <w:t>(</w:t>
+      </w:r>
+      <w:proofErr w:type="gramEnd"/>
+      <w:r>
+        <w:rPr>
+          <w:rFonts w:hAnsi="Symbol" w:cs="Times New Roman"/>
+          <w:szCs w:val="24"/>
+          <w:lang w:val="en-IN" w:eastAsia="en-IN"/>
+        </w:rPr>
+        <w:t>$email, FILTER_VALIDATE_EMAIL)) {</w:t>
+      </w:r>
+    </w:p>
+    <w:p>
+      <w:pPr>
+        <w:rPr>
+          <w:rFonts w:hAnsi="Symbol" w:cs="Times New Roman"/>
+          <w:szCs w:val="24"/>
+          <w:lang w:val="en-IN" w:eastAsia="en-IN"/>
+        </w:rPr>
+      </w:pPr>
+      <w:r>
+        <w:rPr>
+          <w:rFonts w:hAnsi="Symbol" w:cs="Times New Roman"/>
+          <w:szCs w:val="24"/>
+          <w:lang w:val="en-IN" w:eastAsia="en-IN"/>
+        </w:rPr>
+        <w:t xml:space="preserve">        $message = "Enter valid details";</w:t>
+      </w:r>
+    </w:p>
+    <w:p>
+      <w:pPr>
+        <w:rPr>
+          <w:rFonts w:hAnsi="Symbol" w:cs="Times New Roman"/>
+          <w:szCs w:val="24"/>
+          <w:lang w:val="en-IN" w:eastAsia="en-IN"/>
+        </w:rPr>
+      </w:pPr>
+      <w:r>
+        <w:rPr>
+          <w:rFonts w:hAnsi="Symbol" w:cs="Times New Roman"/>
+          <w:szCs w:val="24"/>
+          <w:lang w:val="en-IN" w:eastAsia="en-IN"/>
+        </w:rPr>
+        <w:t xml:space="preserve">    } else {</w:t>
+      </w:r>
+    </w:p>
+    <w:p>
+      <w:pPr>
+        <w:rPr>
+          <w:rFonts w:hAnsi="Symbol" w:cs="Times New Roman"/>
+          <w:szCs w:val="24"/>
+          <w:lang w:val="en-IN" w:eastAsia="en-IN"/>
+        </w:rPr>
+      </w:pPr>
+      <w:r>
+        <w:rPr>
+          <w:rFonts w:hAnsi="Symbol" w:cs="Times New Roman"/>
+          <w:szCs w:val="24"/>
+          <w:lang w:val="en-IN" w:eastAsia="en-IN"/>
+        </w:rPr>
+        <w:t xml:space="preserve">        $</w:t>
       </w:r>
       <w:proofErr w:type="spellStart"/>
       <w:r>
@@ -648,7 +1126,53 @@
           <w:szCs w:val="24"/>
           <w:lang w:val="en-IN" w:eastAsia="en-IN"/>
         </w:rPr>
-        <w:t xml:space="preserve">    "SELECT id, name, email, course</w:t>
+        <w:t xml:space="preserve">            "INSERT INTO students (</w:t>
+      </w:r>
+      <w:proofErr w:type="spellStart"/>
+      <w:proofErr w:type="gramStart"/>
+      <w:r>
+        <w:rPr>
+          <w:rFonts w:hAnsi="Symbol" w:cs="Times New Roman"/>
+          <w:szCs w:val="24"/>
+          <w:lang w:val="en-IN" w:eastAsia="en-IN"/>
+        </w:rPr>
+        <w:t>name,email</w:t>
+      </w:r>
+      <w:proofErr w:type="gramEnd"/>
+      <w:r>
+        <w:rPr>
+          <w:rFonts w:hAnsi="Symbol" w:cs="Times New Roman"/>
+          <w:szCs w:val="24"/>
+          <w:lang w:val="en-IN" w:eastAsia="en-IN"/>
+        </w:rPr>
+        <w:t>,course</w:t>
+      </w:r>
+      <w:proofErr w:type="spellEnd"/>
+      <w:r>
+        <w:rPr>
+          <w:rFonts w:hAnsi="Symbol" w:cs="Times New Roman"/>
+          <w:szCs w:val="24"/>
+          <w:lang w:val="en-IN" w:eastAsia="en-IN"/>
+        </w:rPr>
+        <w:t xml:space="preserve">) VALUES </w:t>
+      </w:r>
+      <w:proofErr w:type="gramStart"/>
+      <w:r>
+        <w:rPr>
+          <w:rFonts w:hAnsi="Symbol" w:cs="Times New Roman"/>
+          <w:szCs w:val="24"/>
+          <w:lang w:val="en-IN" w:eastAsia="en-IN"/>
+        </w:rPr>
+        <w:t>(?,?,?</w:t>
+      </w:r>
+      <w:proofErr w:type="gramEnd"/>
+      <w:r>
+        <w:rPr>
+          <w:rFonts w:hAnsi="Symbol" w:cs="Times New Roman"/>
+          <w:szCs w:val="24"/>
+          <w:lang w:val="en-IN" w:eastAsia="en-IN"/>
+        </w:rPr>
+        <w:t>)"</w:t>
       </w:r>
     </w:p>
     <w:p>
@@ -665,7 +1189,7 @@
           <w:szCs w:val="24"/>
           <w:lang w:val="en-IN" w:eastAsia="en-IN"/>
         </w:rPr>
-        <w:t xml:space="preserve">     FROM students</w:t>
+        <w:t xml:space="preserve">        );</w:t>
       </w:r>
     </w:p>
     <w:p>
@@ -682,7 +1206,34 @@
           <w:szCs w:val="24"/>
           <w:lang w:val="en-IN" w:eastAsia="en-IN"/>
         </w:rPr>
-        <w:t xml:space="preserve">     WHERE name </w:t>
+        <w:t xml:space="preserve">        $</w:t>
+      </w:r>
+      <w:proofErr w:type="spellStart"/>
+      <w:r>
+        <w:rPr>
+          <w:rFonts w:hAnsi="Symbol" w:cs="Times New Roman"/>
+          <w:szCs w:val="24"/>
+          <w:lang w:val="en-IN" w:eastAsia="en-IN"/>
+        </w:rPr>
+        <w:t>stmt</w:t>
+      </w:r>
+      <w:proofErr w:type="spellEnd"/>
+      <w:r>
+        <w:rPr>
+          <w:rFonts w:hAnsi="Symbol" w:cs="Times New Roman"/>
+          <w:szCs w:val="24"/>
+          <w:lang w:val="en-IN" w:eastAsia="en-IN"/>
+        </w:rPr>
+        <w:t>-&gt;</w:t>
+      </w:r>
+      <w:proofErr w:type="spellStart"/>
+      <w:r>
+        <w:rPr>
+          <w:rFonts w:hAnsi="Symbol" w:cs="Times New Roman"/>
+          <w:szCs w:val="24"/>
+          <w:lang w:val="en-IN" w:eastAsia="en-IN"/>
+        </w:rPr>
+        <w:t>bind_</w:t>
       </w:r>
       <w:proofErr w:type="gramStart"/>
       <w:r>
@@ -691,7 +1242,648 @@
           <w:szCs w:val="24"/>
           <w:lang w:val="en-IN" w:eastAsia="en-IN"/>
         </w:rPr>
-        <w:t>LIKE ?</w:t>
+        <w:t>param</w:t>
+      </w:r>
+      <w:proofErr w:type="spellEnd"/>
+      <w:r>
+        <w:rPr>
+          <w:rFonts w:hAnsi="Symbol" w:cs="Times New Roman"/>
+          <w:szCs w:val="24"/>
+          <w:lang w:val="en-IN" w:eastAsia="en-IN"/>
+        </w:rPr>
+        <w:t>(</w:t>
+      </w:r>
+      <w:proofErr w:type="gramEnd"/>
+      <w:r>
+        <w:rPr>
+          <w:rFonts w:hAnsi="Symbol" w:cs="Times New Roman"/>
+          <w:szCs w:val="24"/>
+          <w:lang w:val="en-IN" w:eastAsia="en-IN"/>
+        </w:rPr>
+        <w:t>"</w:t>
+      </w:r>
+      <w:proofErr w:type="spellStart"/>
+      <w:r>
+        <w:rPr>
+          <w:rFonts w:hAnsi="Symbol" w:cs="Times New Roman"/>
+          <w:szCs w:val="24"/>
+          <w:lang w:val="en-IN" w:eastAsia="en-IN"/>
+        </w:rPr>
+        <w:t>sss</w:t>
+      </w:r>
+      <w:proofErr w:type="spellEnd"/>
+      <w:r>
+        <w:rPr>
+          <w:rFonts w:hAnsi="Symbol" w:cs="Times New Roman"/>
+          <w:szCs w:val="24"/>
+          <w:lang w:val="en-IN" w:eastAsia="en-IN"/>
+        </w:rPr>
+        <w:t>", $name, $email, $course);</w:t>
+      </w:r>
+    </w:p>
+    <w:p>
+      <w:pPr>
+        <w:rPr>
+          <w:rFonts w:hAnsi="Symbol" w:cs="Times New Roman"/>
+          <w:szCs w:val="24"/>
+          <w:lang w:val="en-IN" w:eastAsia="en-IN"/>
+        </w:rPr>
+      </w:pPr>
+      <w:r>
+        <w:rPr>
+          <w:rFonts w:hAnsi="Symbol" w:cs="Times New Roman"/>
+          <w:szCs w:val="24"/>
+          <w:lang w:val="en-IN" w:eastAsia="en-IN"/>
+        </w:rPr>
+        <w:t xml:space="preserve">        $message = $</w:t>
+      </w:r>
+      <w:proofErr w:type="spellStart"/>
+      <w:r>
+        <w:rPr>
+          <w:rFonts w:hAnsi="Symbol" w:cs="Times New Roman"/>
+          <w:szCs w:val="24"/>
+          <w:lang w:val="en-IN" w:eastAsia="en-IN"/>
+        </w:rPr>
+        <w:t>stmt</w:t>
+      </w:r>
+      <w:proofErr w:type="spellEnd"/>
+      <w:r>
+        <w:rPr>
+          <w:rFonts w:hAnsi="Symbol" w:cs="Times New Roman"/>
+          <w:szCs w:val="24"/>
+          <w:lang w:val="en-IN" w:eastAsia="en-IN"/>
+        </w:rPr>
+        <w:t>-&gt;</w:t>
+      </w:r>
+      <w:proofErr w:type="gramStart"/>
+      <w:r>
+        <w:rPr>
+          <w:rFonts w:hAnsi="Symbol" w:cs="Times New Roman"/>
+          <w:szCs w:val="24"/>
+          <w:lang w:val="en-IN" w:eastAsia="en-IN"/>
+        </w:rPr>
+        <w:t>execute(</w:t>
+      </w:r>
+      <w:proofErr w:type="gramEnd"/>
+      <w:r>
+        <w:rPr>
+          <w:rFonts w:hAnsi="Symbol" w:cs="Times New Roman"/>
+          <w:szCs w:val="24"/>
+          <w:lang w:val="en-IN" w:eastAsia="en-IN"/>
+        </w:rPr>
+        <w:t>)</w:t>
+      </w:r>
+    </w:p>
+    <w:p>
+      <w:pPr>
+        <w:rPr>
+          <w:rFonts w:hAnsi="Symbol" w:cs="Times New Roman"/>
+          <w:szCs w:val="24"/>
+          <w:lang w:val="en-IN" w:eastAsia="en-IN"/>
+        </w:rPr>
+      </w:pPr>
+      <w:r>
+        <w:rPr>
+          <w:rFonts w:hAnsi="Symbol" w:cs="Times New Roman"/>
+          <w:szCs w:val="24"/>
+          <w:lang w:val="en-IN" w:eastAsia="en-IN"/>
+        </w:rPr>
+        <w:t xml:space="preserve">            ? "Student added successfully"</w:t>
+      </w:r>
+    </w:p>
+    <w:p>
+      <w:pPr>
+        <w:rPr>
+          <w:rFonts w:hAnsi="Symbol" w:cs="Times New Roman"/>
+          <w:szCs w:val="24"/>
+          <w:lang w:val="en-IN" w:eastAsia="en-IN"/>
+        </w:rPr>
+      </w:pPr>
+      <w:r>
+        <w:rPr>
+          <w:rFonts w:hAnsi="Symbol" w:cs="Times New Roman"/>
+          <w:szCs w:val="24"/>
+          <w:lang w:val="en-IN" w:eastAsia="en-IN"/>
+        </w:rPr>
+        <w:t xml:space="preserve">            : "Failed to add student";</w:t>
+      </w:r>
+    </w:p>
+    <w:p>
+      <w:pPr>
+        <w:rPr>
+          <w:rFonts w:hAnsi="Symbol" w:cs="Times New Roman"/>
+          <w:szCs w:val="24"/>
+          <w:lang w:val="en-IN" w:eastAsia="en-IN"/>
+        </w:rPr>
+      </w:pPr>
+      <w:r>
+        <w:rPr>
+          <w:rFonts w:hAnsi="Symbol" w:cs="Times New Roman"/>
+          <w:szCs w:val="24"/>
+          <w:lang w:val="en-IN" w:eastAsia="en-IN"/>
+        </w:rPr>
+        <w:t xml:space="preserve">    }</w:t>
+      </w:r>
+    </w:p>
+    <w:p>
+      <w:pPr>
+        <w:rPr>
+          <w:rFonts w:hAnsi="Symbol" w:cs="Times New Roman"/>
+          <w:szCs w:val="24"/>
+          <w:lang w:val="en-IN" w:eastAsia="en-IN"/>
+        </w:rPr>
+      </w:pPr>
+      <w:r>
+        <w:rPr>
+          <w:rFonts w:hAnsi="Symbol" w:cs="Times New Roman"/>
+          <w:szCs w:val="24"/>
+          <w:lang w:val="en-IN" w:eastAsia="en-IN"/>
+        </w:rPr>
+        <w:t>}</w:t>
+      </w:r>
+    </w:p>
+    <w:p>
+      <w:pPr>
+        <w:rPr>
+          <w:rFonts w:hAnsi="Symbol" w:cs="Times New Roman"/>
+          <w:szCs w:val="24"/>
+          <w:lang w:val="en-IN" w:eastAsia="en-IN"/>
+        </w:rPr>
+      </w:pPr>
+    </w:p>
+    <w:p>
+      <w:pPr>
+        <w:rPr>
+          <w:rFonts w:hAnsi="Symbol" w:cs="Times New Roman"/>
+          <w:szCs w:val="24"/>
+          <w:lang w:val="en-IN" w:eastAsia="en-IN"/>
+        </w:rPr>
+      </w:pPr>
+      <w:r>
+        <w:rPr>
+          <w:rFonts w:hAnsi="Symbol" w:cs="Times New Roman"/>
+          <w:szCs w:val="24"/>
+          <w:lang w:val="en-IN" w:eastAsia="en-IN"/>
+        </w:rPr>
+        <w:t>if (</w:t>
+      </w:r>
+      <w:proofErr w:type="spellStart"/>
+      <w:r>
+        <w:rPr>
+          <w:rFonts w:hAnsi="Symbol" w:cs="Times New Roman"/>
+          <w:szCs w:val="24"/>
+          <w:lang w:val="en-IN" w:eastAsia="en-IN"/>
+        </w:rPr>
+        <w:t>isset</w:t>
+      </w:r>
+      <w:proofErr w:type="spellEnd"/>
+      <w:r>
+        <w:rPr>
+          <w:rFonts w:hAnsi="Symbol" w:cs="Times New Roman"/>
+          <w:szCs w:val="24"/>
+          <w:lang w:val="en-IN" w:eastAsia="en-IN"/>
+        </w:rPr>
+        <w:t>($_POST["delete"])) {</w:t>
+      </w:r>
+    </w:p>
+    <w:p>
+      <w:pPr>
+        <w:rPr>
+          <w:rFonts w:hAnsi="Symbol" w:cs="Times New Roman"/>
+          <w:szCs w:val="24"/>
+          <w:lang w:val="en-IN" w:eastAsia="en-IN"/>
+        </w:rPr>
+      </w:pPr>
+      <w:r>
+        <w:rPr>
+          <w:rFonts w:hAnsi="Symbol" w:cs="Times New Roman"/>
+          <w:szCs w:val="24"/>
+          <w:lang w:val="en-IN" w:eastAsia="en-IN"/>
+        </w:rPr>
+        <w:t xml:space="preserve">    $id = (int)$_POST["id"];</w:t>
+      </w:r>
+    </w:p>
+    <w:p>
+      <w:pPr>
+        <w:rPr>
+          <w:rFonts w:hAnsi="Symbol" w:cs="Times New Roman"/>
+          <w:szCs w:val="24"/>
+          <w:lang w:val="en-IN" w:eastAsia="en-IN"/>
+        </w:rPr>
+      </w:pPr>
+      <w:r>
+        <w:rPr>
+          <w:rFonts w:hAnsi="Symbol" w:cs="Times New Roman"/>
+          <w:szCs w:val="24"/>
+          <w:lang w:val="en-IN" w:eastAsia="en-IN"/>
+        </w:rPr>
+        <w:t xml:space="preserve">    $</w:t>
+      </w:r>
+      <w:proofErr w:type="spellStart"/>
+      <w:r>
+        <w:rPr>
+          <w:rFonts w:hAnsi="Symbol" w:cs="Times New Roman"/>
+          <w:szCs w:val="24"/>
+          <w:lang w:val="en-IN" w:eastAsia="en-IN"/>
+        </w:rPr>
+        <w:t>stmt</w:t>
+      </w:r>
+      <w:proofErr w:type="spellEnd"/>
+      <w:r>
+        <w:rPr>
+          <w:rFonts w:hAnsi="Symbol" w:cs="Times New Roman"/>
+          <w:szCs w:val="24"/>
+          <w:lang w:val="en-IN" w:eastAsia="en-IN"/>
+        </w:rPr>
+        <w:t xml:space="preserve"> = $conn-&gt;</w:t>
+      </w:r>
+      <w:proofErr w:type="gramStart"/>
+      <w:r>
+        <w:rPr>
+          <w:rFonts w:hAnsi="Symbol" w:cs="Times New Roman"/>
+          <w:szCs w:val="24"/>
+          <w:lang w:val="en-IN" w:eastAsia="en-IN"/>
+        </w:rPr>
+        <w:t>prepare(</w:t>
+      </w:r>
+      <w:proofErr w:type="gramEnd"/>
+      <w:r>
+        <w:rPr>
+          <w:rFonts w:hAnsi="Symbol" w:cs="Times New Roman"/>
+          <w:szCs w:val="24"/>
+          <w:lang w:val="en-IN" w:eastAsia="en-IN"/>
+        </w:rPr>
+        <w:t>"DELETE FROM students WHERE id=?");</w:t>
+      </w:r>
+    </w:p>
+    <w:p>
+      <w:pPr>
+        <w:rPr>
+          <w:rFonts w:hAnsi="Symbol" w:cs="Times New Roman"/>
+          <w:szCs w:val="24"/>
+          <w:lang w:val="en-IN" w:eastAsia="en-IN"/>
+        </w:rPr>
+      </w:pPr>
+      <w:r>
+        <w:rPr>
+          <w:rFonts w:hAnsi="Symbol" w:cs="Times New Roman"/>
+          <w:szCs w:val="24"/>
+          <w:lang w:val="en-IN" w:eastAsia="en-IN"/>
+        </w:rPr>
+        <w:t xml:space="preserve">    $</w:t>
+      </w:r>
+      <w:proofErr w:type="spellStart"/>
+      <w:r>
+        <w:rPr>
+          <w:rFonts w:hAnsi="Symbol" w:cs="Times New Roman"/>
+          <w:szCs w:val="24"/>
+          <w:lang w:val="en-IN" w:eastAsia="en-IN"/>
+        </w:rPr>
+        <w:t>stmt</w:t>
+      </w:r>
+      <w:proofErr w:type="spellEnd"/>
+      <w:r>
+        <w:rPr>
+          <w:rFonts w:hAnsi="Symbol" w:cs="Times New Roman"/>
+          <w:szCs w:val="24"/>
+          <w:lang w:val="en-IN" w:eastAsia="en-IN"/>
+        </w:rPr>
+        <w:t>-&gt;</w:t>
+      </w:r>
+      <w:proofErr w:type="spellStart"/>
+      <w:r>
+        <w:rPr>
+          <w:rFonts w:hAnsi="Symbol" w:cs="Times New Roman"/>
+          <w:szCs w:val="24"/>
+          <w:lang w:val="en-IN" w:eastAsia="en-IN"/>
+        </w:rPr>
+        <w:t>bind_</w:t>
+      </w:r>
+      <w:proofErr w:type="gramStart"/>
+      <w:r>
+        <w:rPr>
+          <w:rFonts w:hAnsi="Symbol" w:cs="Times New Roman"/>
+          <w:szCs w:val="24"/>
+          <w:lang w:val="en-IN" w:eastAsia="en-IN"/>
+        </w:rPr>
+        <w:t>param</w:t>
+      </w:r>
+      <w:proofErr w:type="spellEnd"/>
+      <w:r>
+        <w:rPr>
+          <w:rFonts w:hAnsi="Symbol" w:cs="Times New Roman"/>
+          <w:szCs w:val="24"/>
+          <w:lang w:val="en-IN" w:eastAsia="en-IN"/>
+        </w:rPr>
+        <w:t>(</w:t>
+      </w:r>
+      <w:proofErr w:type="gramEnd"/>
+      <w:r>
+        <w:rPr>
+          <w:rFonts w:hAnsi="Symbol" w:cs="Times New Roman"/>
+          <w:szCs w:val="24"/>
+          <w:lang w:val="en-IN" w:eastAsia="en-IN"/>
+        </w:rPr>
+        <w:t>"</w:t>
+      </w:r>
+      <w:proofErr w:type="spellStart"/>
+      <w:r>
+        <w:rPr>
+          <w:rFonts w:hAnsi="Symbol" w:cs="Times New Roman"/>
+          <w:szCs w:val="24"/>
+          <w:lang w:val="en-IN" w:eastAsia="en-IN"/>
+        </w:rPr>
+        <w:t>i</w:t>
+      </w:r>
+      <w:proofErr w:type="spellEnd"/>
+      <w:r>
+        <w:rPr>
+          <w:rFonts w:hAnsi="Symbol" w:cs="Times New Roman"/>
+          <w:szCs w:val="24"/>
+          <w:lang w:val="en-IN" w:eastAsia="en-IN"/>
+        </w:rPr>
+        <w:t>", $id);</w:t>
+      </w:r>
+    </w:p>
+    <w:p>
+      <w:pPr>
+        <w:rPr>
+          <w:rFonts w:hAnsi="Symbol" w:cs="Times New Roman"/>
+          <w:szCs w:val="24"/>
+          <w:lang w:val="en-IN" w:eastAsia="en-IN"/>
+        </w:rPr>
+      </w:pPr>
+    </w:p>
+    <w:p>
+      <w:pPr>
+        <w:rPr>
+          <w:rFonts w:hAnsi="Symbol" w:cs="Times New Roman"/>
+          <w:szCs w:val="24"/>
+          <w:lang w:val="en-IN" w:eastAsia="en-IN"/>
+        </w:rPr>
+      </w:pPr>
+      <w:r>
+        <w:rPr>
+          <w:rFonts w:hAnsi="Symbol" w:cs="Times New Roman"/>
+          <w:szCs w:val="24"/>
+          <w:lang w:val="en-IN" w:eastAsia="en-IN"/>
+        </w:rPr>
+        <w:t xml:space="preserve">    $message = ($</w:t>
+      </w:r>
+      <w:proofErr w:type="spellStart"/>
+      <w:r>
+        <w:rPr>
+          <w:rFonts w:hAnsi="Symbol" w:cs="Times New Roman"/>
+          <w:szCs w:val="24"/>
+          <w:lang w:val="en-IN" w:eastAsia="en-IN"/>
+        </w:rPr>
+        <w:t>stmt</w:t>
+      </w:r>
+      <w:proofErr w:type="spellEnd"/>
+      <w:r>
+        <w:rPr>
+          <w:rFonts w:hAnsi="Symbol" w:cs="Times New Roman"/>
+          <w:szCs w:val="24"/>
+          <w:lang w:val="en-IN" w:eastAsia="en-IN"/>
+        </w:rPr>
+        <w:t>-&gt;</w:t>
+      </w:r>
+      <w:proofErr w:type="gramStart"/>
+      <w:r>
+        <w:rPr>
+          <w:rFonts w:hAnsi="Symbol" w:cs="Times New Roman"/>
+          <w:szCs w:val="24"/>
+          <w:lang w:val="en-IN" w:eastAsia="en-IN"/>
+        </w:rPr>
+        <w:t>execute(</w:t>
+      </w:r>
+      <w:proofErr w:type="gramEnd"/>
+      <w:r>
+        <w:rPr>
+          <w:rFonts w:hAnsi="Symbol" w:cs="Times New Roman"/>
+          <w:szCs w:val="24"/>
+          <w:lang w:val="en-IN" w:eastAsia="en-IN"/>
+        </w:rPr>
+        <w:t>) &amp;&amp; $</w:t>
+      </w:r>
+      <w:proofErr w:type="spellStart"/>
+      <w:r>
+        <w:rPr>
+          <w:rFonts w:hAnsi="Symbol" w:cs="Times New Roman"/>
+          <w:szCs w:val="24"/>
+          <w:lang w:val="en-IN" w:eastAsia="en-IN"/>
+        </w:rPr>
+        <w:t>stmt</w:t>
+      </w:r>
+      <w:proofErr w:type="spellEnd"/>
+      <w:r>
+        <w:rPr>
+          <w:rFonts w:hAnsi="Symbol" w:cs="Times New Roman"/>
+          <w:szCs w:val="24"/>
+          <w:lang w:val="en-IN" w:eastAsia="en-IN"/>
+        </w:rPr>
+        <w:t>-&gt;</w:t>
+      </w:r>
+      <w:proofErr w:type="spellStart"/>
+      <w:r>
+        <w:rPr>
+          <w:rFonts w:hAnsi="Symbol" w:cs="Times New Roman"/>
+          <w:szCs w:val="24"/>
+          <w:lang w:val="en-IN" w:eastAsia="en-IN"/>
+        </w:rPr>
+        <w:t>affected_rows</w:t>
+      </w:r>
+      <w:proofErr w:type="spellEnd"/>
+      <w:r>
+        <w:rPr>
+          <w:rFonts w:hAnsi="Symbol" w:cs="Times New Roman"/>
+          <w:szCs w:val="24"/>
+          <w:lang w:val="en-IN" w:eastAsia="en-IN"/>
+        </w:rPr>
+        <w:t xml:space="preserve"> &gt; 0)</w:t>
+      </w:r>
+    </w:p>
+    <w:p>
+      <w:pPr>
+        <w:rPr>
+          <w:rFonts w:hAnsi="Symbol" w:cs="Times New Roman"/>
+          <w:szCs w:val="24"/>
+          <w:lang w:val="en-IN" w:eastAsia="en-IN"/>
+        </w:rPr>
+      </w:pPr>
+      <w:r>
+        <w:rPr>
+          <w:rFonts w:hAnsi="Symbol" w:cs="Times New Roman"/>
+          <w:szCs w:val="24"/>
+          <w:lang w:val="en-IN" w:eastAsia="en-IN"/>
+        </w:rPr>
+        <w:t xml:space="preserve">        ? "Student deleted successfully"</w:t>
+      </w:r>
+    </w:p>
+    <w:p>
+      <w:pPr>
+        <w:rPr>
+          <w:rFonts w:hAnsi="Symbol" w:cs="Times New Roman"/>
+          <w:szCs w:val="24"/>
+          <w:lang w:val="en-IN" w:eastAsia="en-IN"/>
+        </w:rPr>
+      </w:pPr>
+      <w:r>
+        <w:rPr>
+          <w:rFonts w:hAnsi="Symbol" w:cs="Times New Roman"/>
+          <w:szCs w:val="24"/>
+          <w:lang w:val="en-IN" w:eastAsia="en-IN"/>
+        </w:rPr>
+        <w:t xml:space="preserve">        : "Student not found";</w:t>
+      </w:r>
+    </w:p>
+    <w:p>
+      <w:pPr>
+        <w:rPr>
+          <w:rFonts w:hAnsi="Symbol" w:cs="Times New Roman"/>
+          <w:szCs w:val="24"/>
+          <w:lang w:val="en-IN" w:eastAsia="en-IN"/>
+        </w:rPr>
+      </w:pPr>
+      <w:r>
+        <w:rPr>
+          <w:rFonts w:hAnsi="Symbol" w:cs="Times New Roman"/>
+          <w:szCs w:val="24"/>
+          <w:lang w:val="en-IN" w:eastAsia="en-IN"/>
+        </w:rPr>
+        <w:t>}</w:t>
+      </w:r>
+    </w:p>
+    <w:p>
+      <w:pPr>
+        <w:rPr>
+          <w:rFonts w:hAnsi="Symbol" w:cs="Times New Roman"/>
+          <w:szCs w:val="24"/>
+          <w:lang w:val="en-IN" w:eastAsia="en-IN"/>
+        </w:rPr>
+      </w:pPr>
+    </w:p>
+    <w:p>
+      <w:pPr>
+        <w:rPr>
+          <w:rFonts w:hAnsi="Symbol" w:cs="Times New Roman"/>
+          <w:szCs w:val="24"/>
+          <w:lang w:val="en-IN" w:eastAsia="en-IN"/>
+        </w:rPr>
+      </w:pPr>
+      <w:r>
+        <w:rPr>
+          <w:rFonts w:hAnsi="Symbol" w:cs="Times New Roman"/>
+          <w:szCs w:val="24"/>
+          <w:lang w:val="en-IN" w:eastAsia="en-IN"/>
+        </w:rPr>
+        <w:t>$search = trim($_GET["search"</w:t>
+      </w:r>
+      <w:proofErr w:type="gramStart"/>
+      <w:r>
+        <w:rPr>
+          <w:rFonts w:hAnsi="Symbol" w:cs="Times New Roman"/>
+          <w:szCs w:val="24"/>
+          <w:lang w:val="en-IN" w:eastAsia="en-IN"/>
+        </w:rPr>
+        <w:t>] ??</w:t>
+      </w:r>
+      <w:proofErr w:type="gramEnd"/>
+      <w:r>
+        <w:rPr>
+          <w:rFonts w:hAnsi="Symbol" w:cs="Times New Roman"/>
+          <w:szCs w:val="24"/>
+          <w:lang w:val="en-IN" w:eastAsia="en-IN"/>
+        </w:rPr>
+        <w:t xml:space="preserve"> "");</w:t>
+      </w:r>
+    </w:p>
+    <w:p>
+      <w:pPr>
+        <w:rPr>
+          <w:rFonts w:hAnsi="Symbol" w:cs="Times New Roman"/>
+          <w:szCs w:val="24"/>
+          <w:lang w:val="en-IN" w:eastAsia="en-IN"/>
+        </w:rPr>
+      </w:pPr>
+      <w:r>
+        <w:rPr>
+          <w:rFonts w:hAnsi="Symbol" w:cs="Times New Roman"/>
+          <w:szCs w:val="24"/>
+          <w:lang w:val="en-IN" w:eastAsia="en-IN"/>
+        </w:rPr>
+        <w:t>$term = "%</w:t>
+      </w:r>
+      <w:proofErr w:type="gramStart"/>
+      <w:r>
+        <w:rPr>
+          <w:rFonts w:hAnsi="Symbol" w:cs="Times New Roman"/>
+          <w:szCs w:val="24"/>
+          <w:lang w:val="en-IN" w:eastAsia="en-IN"/>
+        </w:rPr>
+        <w:t>".$</w:t>
+      </w:r>
+      <w:proofErr w:type="gramEnd"/>
+      <w:r>
+        <w:rPr>
+          <w:rFonts w:hAnsi="Symbol" w:cs="Times New Roman"/>
+          <w:szCs w:val="24"/>
+          <w:lang w:val="en-IN" w:eastAsia="en-IN"/>
+        </w:rPr>
+        <w:t>search."%";</w:t>
+      </w:r>
+    </w:p>
+    <w:p>
+      <w:pPr>
+        <w:rPr>
+          <w:rFonts w:hAnsi="Symbol" w:cs="Times New Roman"/>
+          <w:szCs w:val="24"/>
+          <w:lang w:val="en-IN" w:eastAsia="en-IN"/>
+        </w:rPr>
+      </w:pPr>
+    </w:p>
+    <w:p>
+      <w:pPr>
+        <w:rPr>
+          <w:rFonts w:hAnsi="Symbol" w:cs="Times New Roman"/>
+          <w:szCs w:val="24"/>
+          <w:lang w:val="en-IN" w:eastAsia="en-IN"/>
+        </w:rPr>
+      </w:pPr>
+      <w:r>
+        <w:rPr>
+          <w:rFonts w:hAnsi="Symbol" w:cs="Times New Roman"/>
+          <w:szCs w:val="24"/>
+          <w:lang w:val="en-IN" w:eastAsia="en-IN"/>
+        </w:rPr>
+        <w:t>$</w:t>
+      </w:r>
+      <w:proofErr w:type="spellStart"/>
+      <w:r>
+        <w:rPr>
+          <w:rFonts w:hAnsi="Symbol" w:cs="Times New Roman"/>
+          <w:szCs w:val="24"/>
+          <w:lang w:val="en-IN" w:eastAsia="en-IN"/>
+        </w:rPr>
+        <w:t>stmt</w:t>
+      </w:r>
+      <w:proofErr w:type="spellEnd"/>
+      <w:r>
+        <w:rPr>
+          <w:rFonts w:hAnsi="Symbol" w:cs="Times New Roman"/>
+          <w:szCs w:val="24"/>
+          <w:lang w:val="en-IN" w:eastAsia="en-IN"/>
+        </w:rPr>
+        <w:t xml:space="preserve"> = $conn-&gt;</w:t>
+      </w:r>
+      <w:proofErr w:type="gramStart"/>
+      <w:r>
+        <w:rPr>
+          <w:rFonts w:hAnsi="Symbol" w:cs="Times New Roman"/>
+          <w:szCs w:val="24"/>
+          <w:lang w:val="en-IN" w:eastAsia="en-IN"/>
+        </w:rPr>
+        <w:t>prepare(</w:t>
       </w:r>
       <w:proofErr w:type="gramEnd"/>
     </w:p>
@@ -709,7 +1901,7 @@
           <w:szCs w:val="24"/>
           <w:lang w:val="en-IN" w:eastAsia="en-IN"/>
         </w:rPr>
-        <w:t xml:space="preserve">        OR email </w:t>
+        <w:t xml:space="preserve">    "SELECT * FROM students WHERE name </w:t>
       </w:r>
       <w:proofErr w:type="gramStart"/>
       <w:r>
@@ -721,6 +1913,32 @@
         <w:t>LIKE ?</w:t>
       </w:r>
       <w:proofErr w:type="gramEnd"/>
+      <w:r>
+        <w:rPr>
+          <w:rFonts w:hAnsi="Symbol" w:cs="Times New Roman"/>
+          <w:szCs w:val="24"/>
+          <w:lang w:val="en-IN" w:eastAsia="en-IN"/>
+        </w:rPr>
+        <w:t xml:space="preserve"> OR email </w:t>
+      </w:r>
+      <w:proofErr w:type="gramStart"/>
+      <w:r>
+        <w:rPr>
+          <w:rFonts w:hAnsi="Symbol" w:cs="Times New Roman"/>
+          <w:szCs w:val="24"/>
+          <w:lang w:val="en-IN" w:eastAsia="en-IN"/>
+        </w:rPr>
+        <w:t>LIKE ?</w:t>
+      </w:r>
+      <w:proofErr w:type="gramEnd"/>
+      <w:r>
+        <w:rPr>
+          <w:rFonts w:hAnsi="Symbol" w:cs="Times New Roman"/>
+          <w:szCs w:val="24"/>
+          <w:lang w:val="en-IN" w:eastAsia="en-IN"/>
+        </w:rPr>
+        <w:t>"</w:t>
+      </w:r>
     </w:p>
     <w:p>
       <w:pPr>
@@ -736,18 +1954,8 @@
           <w:szCs w:val="24"/>
           <w:lang w:val="en-IN" w:eastAsia="en-IN"/>
         </w:rPr>
-        <w:t xml:space="preserve">        OR course </w:t>
-      </w:r>
-      <w:proofErr w:type="gramStart"/>
-      <w:r>
-        <w:rPr>
-          <w:rFonts w:hAnsi="Symbol" w:cs="Times New Roman"/>
-          <w:szCs w:val="24"/>
-          <w:lang w:val="en-IN" w:eastAsia="en-IN"/>
-        </w:rPr>
-        <w:t>LIKE ?</w:t>
-      </w:r>
-      <w:proofErr w:type="gramEnd"/>
+        <w:t>);</w:t>
+      </w:r>
     </w:p>
     <w:p>
       <w:pPr>
@@ -763,7 +1971,61 @@
           <w:szCs w:val="24"/>
           <w:lang w:val="en-IN" w:eastAsia="en-IN"/>
         </w:rPr>
-        <w:t xml:space="preserve">     ORDER BY id DESC"</w:t>
+        <w:t>$</w:t>
+      </w:r>
+      <w:proofErr w:type="spellStart"/>
+      <w:r>
+        <w:rPr>
+          <w:rFonts w:hAnsi="Symbol" w:cs="Times New Roman"/>
+          <w:szCs w:val="24"/>
+          <w:lang w:val="en-IN" w:eastAsia="en-IN"/>
+        </w:rPr>
+        <w:t>stmt</w:t>
+      </w:r>
+      <w:proofErr w:type="spellEnd"/>
+      <w:r>
+        <w:rPr>
+          <w:rFonts w:hAnsi="Symbol" w:cs="Times New Roman"/>
+          <w:szCs w:val="24"/>
+          <w:lang w:val="en-IN" w:eastAsia="en-IN"/>
+        </w:rPr>
+        <w:t>-&gt;</w:t>
+      </w:r>
+      <w:proofErr w:type="spellStart"/>
+      <w:r>
+        <w:rPr>
+          <w:rFonts w:hAnsi="Symbol" w:cs="Times New Roman"/>
+          <w:szCs w:val="24"/>
+          <w:lang w:val="en-IN" w:eastAsia="en-IN"/>
+        </w:rPr>
+        <w:t>bind_</w:t>
+      </w:r>
+      <w:proofErr w:type="gramStart"/>
+      <w:r>
+        <w:rPr>
+          <w:rFonts w:hAnsi="Symbol" w:cs="Times New Roman"/>
+          <w:szCs w:val="24"/>
+          <w:lang w:val="en-IN" w:eastAsia="en-IN"/>
+        </w:rPr>
+        <w:t>param</w:t>
+      </w:r>
+      <w:proofErr w:type="spellEnd"/>
+      <w:r>
+        <w:rPr>
+          <w:rFonts w:hAnsi="Symbol" w:cs="Times New Roman"/>
+          <w:szCs w:val="24"/>
+          <w:lang w:val="en-IN" w:eastAsia="en-IN"/>
+        </w:rPr>
+        <w:t>(</w:t>
+      </w:r>
+      <w:proofErr w:type="gramEnd"/>
+      <w:r>
+        <w:rPr>
+          <w:rFonts w:hAnsi="Symbol" w:cs="Times New Roman"/>
+          <w:szCs w:val="24"/>
+          <w:lang w:val="en-IN" w:eastAsia="en-IN"/>
+        </w:rPr>
+        <w:t>"ss", $term, $term);</w:t>
       </w:r>
     </w:p>
     <w:p>
@@ -780,6 +2042,42 @@
           <w:szCs w:val="24"/>
           <w:lang w:val="en-IN" w:eastAsia="en-IN"/>
         </w:rPr>
+        <w:t>$</w:t>
+      </w:r>
+      <w:proofErr w:type="spellStart"/>
+      <w:r>
+        <w:rPr>
+          <w:rFonts w:hAnsi="Symbol" w:cs="Times New Roman"/>
+          <w:szCs w:val="24"/>
+          <w:lang w:val="en-IN" w:eastAsia="en-IN"/>
+        </w:rPr>
+        <w:t>stmt</w:t>
+      </w:r>
+      <w:proofErr w:type="spellEnd"/>
+      <w:r>
+        <w:rPr>
+          <w:rFonts w:hAnsi="Symbol" w:cs="Times New Roman"/>
+          <w:szCs w:val="24"/>
+          <w:lang w:val="en-IN" w:eastAsia="en-IN"/>
+        </w:rPr>
+        <w:t>-&gt;</w:t>
+      </w:r>
+      <w:proofErr w:type="gramStart"/>
+      <w:r>
+        <w:rPr>
+          <w:rFonts w:hAnsi="Symbol" w:cs="Times New Roman"/>
+          <w:szCs w:val="24"/>
+          <w:lang w:val="en-IN" w:eastAsia="en-IN"/>
+        </w:rPr>
+        <w:t>execute(</w:t>
+      </w:r>
+      <w:proofErr w:type="gramEnd"/>
+      <w:r>
+        <w:rPr>
+          <w:rFonts w:hAnsi="Symbol" w:cs="Times New Roman"/>
+          <w:szCs w:val="24"/>
+          <w:lang w:val="en-IN" w:eastAsia="en-IN"/>
+        </w:rPr>
         <w:t>);</w:t>
       </w:r>
     </w:p>
@@ -791,6 +2089,68 @@
           <w:lang w:val="en-IN" w:eastAsia="en-IN"/>
         </w:rPr>
       </w:pPr>
+      <w:r>
+        <w:rPr>
+          <w:rFonts w:hAnsi="Symbol" w:cs="Times New Roman"/>
+          <w:szCs w:val="24"/>
+          <w:lang w:val="en-IN" w:eastAsia="en-IN"/>
+        </w:rPr>
+        <w:t>$result = $</w:t>
+      </w:r>
+      <w:proofErr w:type="spellStart"/>
+      <w:r>
+        <w:rPr>
+          <w:rFonts w:hAnsi="Symbol" w:cs="Times New Roman"/>
+          <w:szCs w:val="24"/>
+          <w:lang w:val="en-IN" w:eastAsia="en-IN"/>
+        </w:rPr>
+        <w:t>stmt</w:t>
+      </w:r>
+      <w:proofErr w:type="spellEnd"/>
+      <w:r>
+        <w:rPr>
+          <w:rFonts w:hAnsi="Symbol" w:cs="Times New Roman"/>
+          <w:szCs w:val="24"/>
+          <w:lang w:val="en-IN" w:eastAsia="en-IN"/>
+        </w:rPr>
+        <w:t>-&gt;</w:t>
+      </w:r>
+      <w:proofErr w:type="spellStart"/>
+      <w:r>
+        <w:rPr>
+          <w:rFonts w:hAnsi="Symbol" w:cs="Times New Roman"/>
+          <w:szCs w:val="24"/>
+          <w:lang w:val="en-IN" w:eastAsia="en-IN"/>
+        </w:rPr>
+        <w:t>get_</w:t>
+      </w:r>
+      <w:proofErr w:type="gramStart"/>
+      <w:r>
+        <w:rPr>
+          <w:rFonts w:hAnsi="Symbol" w:cs="Times New Roman"/>
+          <w:szCs w:val="24"/>
+          <w:lang w:val="en-IN" w:eastAsia="en-IN"/>
+        </w:rPr>
+        <w:t>result</w:t>
+      </w:r>
+      <w:proofErr w:type="spellEnd"/>
+      <w:r>
+        <w:rPr>
+          <w:rFonts w:hAnsi="Symbol" w:cs="Times New Roman"/>
+          <w:szCs w:val="24"/>
+          <w:lang w:val="en-IN" w:eastAsia="en-IN"/>
+        </w:rPr>
+        <w:t>(</w:t>
+      </w:r>
+      <w:proofErr w:type="gramEnd"/>
+      <w:r>
+        <w:rPr>
+          <w:rFonts w:hAnsi="Symbol" w:cs="Times New Roman"/>
+          <w:szCs w:val="24"/>
+          <w:lang w:val="en-IN" w:eastAsia="en-IN"/>
+        </w:rPr>
+        <w:t>);</w:t>
+      </w:r>
     </w:p>
     <w:p>
       <w:pPr>
@@ -806,43 +2166,7 @@
           <w:szCs w:val="24"/>
           <w:lang w:val="en-IN" w:eastAsia="en-IN"/>
         </w:rPr>
-        <w:t>$term = "%</w:t>
-      </w:r>
-      <w:proofErr w:type="gramStart"/>
-      <w:r>
-        <w:rPr>
-          <w:rFonts w:hAnsi="Symbol" w:cs="Times New Roman"/>
-          <w:szCs w:val="24"/>
-          <w:lang w:val="en-IN" w:eastAsia="en-IN"/>
-        </w:rPr>
-        <w:t>" .</w:t>
-      </w:r>
-      <w:proofErr w:type="gramEnd"/>
-      <w:r>
-        <w:rPr>
-          <w:rFonts w:hAnsi="Symbol" w:cs="Times New Roman"/>
-          <w:szCs w:val="24"/>
-          <w:lang w:val="en-IN" w:eastAsia="en-IN"/>
-        </w:rPr>
-        <w:t xml:space="preserve"> $</w:t>
-      </w:r>
-      <w:proofErr w:type="gramStart"/>
-      <w:r>
-        <w:rPr>
-          <w:rFonts w:hAnsi="Symbol" w:cs="Times New Roman"/>
-          <w:szCs w:val="24"/>
-          <w:lang w:val="en-IN" w:eastAsia="en-IN"/>
-        </w:rPr>
-        <w:t>search .</w:t>
-      </w:r>
-      <w:proofErr w:type="gramEnd"/>
-      <w:r>
-        <w:rPr>
-          <w:rFonts w:hAnsi="Symbol" w:cs="Times New Roman"/>
-          <w:szCs w:val="24"/>
-          <w:lang w:val="en-IN" w:eastAsia="en-IN"/>
-        </w:rPr>
-        <w:t xml:space="preserve"> "%";</w:t>
+        <w:t>?&gt;</w:t>
       </w:r>
     </w:p>
     <w:p>
@@ -853,86 +2177,6 @@
           <w:lang w:val="en-IN" w:eastAsia="en-IN"/>
         </w:rPr>
       </w:pPr>
-      <w:r>
-        <w:rPr>
-          <w:rFonts w:hAnsi="Symbol" w:cs="Times New Roman"/>
-          <w:szCs w:val="24"/>
-          <w:lang w:val="en-IN" w:eastAsia="en-IN"/>
-        </w:rPr>
-        <w:t>$</w:t>
-      </w:r>
-      <w:proofErr w:type="spellStart"/>
-      <w:r>
-        <w:rPr>
-          <w:rFonts w:hAnsi="Symbol" w:cs="Times New Roman"/>
-          <w:szCs w:val="24"/>
-          <w:lang w:val="en-IN" w:eastAsia="en-IN"/>
-        </w:rPr>
-        <w:t>stmt</w:t>
-      </w:r>
-      <w:proofErr w:type="spellEnd"/>
-      <w:r>
-        <w:rPr>
-          <w:rFonts w:hAnsi="Symbol" w:cs="Times New Roman"/>
-          <w:szCs w:val="24"/>
-          <w:lang w:val="en-IN" w:eastAsia="en-IN"/>
-        </w:rPr>
-        <w:t>-&gt;</w:t>
-      </w:r>
-      <w:proofErr w:type="spellStart"/>
-      <w:r>
-        <w:rPr>
-          <w:rFonts w:hAnsi="Symbol" w:cs="Times New Roman"/>
-          <w:szCs w:val="24"/>
-          <w:lang w:val="en-IN" w:eastAsia="en-IN"/>
-        </w:rPr>
-        <w:t>bind_</w:t>
-      </w:r>
-      <w:proofErr w:type="gramStart"/>
-      <w:r>
-        <w:rPr>
-          <w:rFonts w:hAnsi="Symbol" w:cs="Times New Roman"/>
-          <w:szCs w:val="24"/>
-          <w:lang w:val="en-IN" w:eastAsia="en-IN"/>
-        </w:rPr>
-        <w:t>param</w:t>
-      </w:r>
-      <w:proofErr w:type="spellEnd"/>
-      <w:r>
-        <w:rPr>
-          <w:rFonts w:hAnsi="Symbol" w:cs="Times New Roman"/>
-          <w:szCs w:val="24"/>
-          <w:lang w:val="en-IN" w:eastAsia="en-IN"/>
-        </w:rPr>
-        <w:t>(</w:t>
-      </w:r>
-      <w:proofErr w:type="gramEnd"/>
-      <w:r>
-        <w:rPr>
-          <w:rFonts w:hAnsi="Symbol" w:cs="Times New Roman"/>
-          <w:szCs w:val="24"/>
-          <w:lang w:val="en-IN" w:eastAsia="en-IN"/>
-        </w:rPr>
-        <w:t>"</w:t>
-      </w:r>
-      <w:proofErr w:type="spellStart"/>
-      <w:r>
-        <w:rPr>
-          <w:rFonts w:hAnsi="Symbol" w:cs="Times New Roman"/>
-          <w:szCs w:val="24"/>
-          <w:lang w:val="en-IN" w:eastAsia="en-IN"/>
-        </w:rPr>
-        <w:t>sss</w:t>
-      </w:r>
-      <w:proofErr w:type="spellEnd"/>
-      <w:r>
-        <w:rPr>
-          <w:rFonts w:hAnsi="Symbol" w:cs="Times New Roman"/>
-          <w:szCs w:val="24"/>
-          <w:lang w:val="en-IN" w:eastAsia="en-IN"/>
-        </w:rPr>
-        <w:t>", $term, $term, $term);</w:t>
-      </w:r>
     </w:p>
     <w:p>
       <w:pPr>
@@ -948,43 +2192,7 @@
           <w:szCs w:val="24"/>
           <w:lang w:val="en-IN" w:eastAsia="en-IN"/>
         </w:rPr>
-        <w:t>$</w:t>
-      </w:r>
-      <w:proofErr w:type="spellStart"/>
-      <w:r>
-        <w:rPr>
-          <w:rFonts w:hAnsi="Symbol" w:cs="Times New Roman"/>
-          <w:szCs w:val="24"/>
-          <w:lang w:val="en-IN" w:eastAsia="en-IN"/>
-        </w:rPr>
-        <w:t>stmt</w:t>
-      </w:r>
-      <w:proofErr w:type="spellEnd"/>
-      <w:r>
-        <w:rPr>
-          <w:rFonts w:hAnsi="Symbol" w:cs="Times New Roman"/>
-          <w:szCs w:val="24"/>
-          <w:lang w:val="en-IN" w:eastAsia="en-IN"/>
-        </w:rPr>
-        <w:t>-&gt;</w:t>
-      </w:r>
-      <w:proofErr w:type="gramStart"/>
-      <w:r>
-        <w:rPr>
-          <w:rFonts w:hAnsi="Symbol" w:cs="Times New Roman"/>
-          <w:szCs w:val="24"/>
-          <w:lang w:val="en-IN" w:eastAsia="en-IN"/>
-        </w:rPr>
-        <w:t>execute(</w:t>
-      </w:r>
-      <w:proofErr w:type="gramEnd"/>
-      <w:r>
-        <w:rPr>
-          <w:rFonts w:hAnsi="Symbol" w:cs="Times New Roman"/>
-          <w:szCs w:val="24"/>
-          <w:lang w:val="en-IN" w:eastAsia="en-IN"/>
-        </w:rPr>
-        <w:t>);</w:t>
+        <w:t>&lt;h2&gt;Student Management&lt;/h2&gt;</w:t>
       </w:r>
     </w:p>
     <w:p>
@@ -1001,7 +2209,25 @@
           <w:szCs w:val="24"/>
           <w:lang w:val="en-IN" w:eastAsia="en-IN"/>
         </w:rPr>
-        <w:t>$result = $</w:t>
+        <w:t>&lt;p&gt;</w:t>
+      </w:r>
+      <w:proofErr w:type="gramStart"/>
+      <w:r>
+        <w:rPr>
+          <w:rFonts w:hAnsi="Symbol" w:cs="Times New Roman"/>
+          <w:szCs w:val="24"/>
+          <w:lang w:val="en-IN" w:eastAsia="en-IN"/>
+        </w:rPr>
+        <w:t>&lt;?=</w:t>
+      </w:r>
+      <w:proofErr w:type="gramEnd"/>
+      <w:r>
+        <w:rPr>
+          <w:rFonts w:hAnsi="Symbol" w:cs="Times New Roman"/>
+          <w:szCs w:val="24"/>
+          <w:lang w:val="en-IN" w:eastAsia="en-IN"/>
+        </w:rPr>
+        <w:t xml:space="preserve"> </w:t>
       </w:r>
       <w:proofErr w:type="spellStart"/>
       <w:r>
@@ -1010,7 +2236,7 @@
           <w:szCs w:val="24"/>
           <w:lang w:val="en-IN" w:eastAsia="en-IN"/>
         </w:rPr>
-        <w:t>stmt</w:t>
+        <w:t>htmlspecialchars</w:t>
       </w:r>
       <w:proofErr w:type="spellEnd"/>
       <w:r>
@@ -1019,16 +2245,7 @@
           <w:szCs w:val="24"/>
           <w:lang w:val="en-IN" w:eastAsia="en-IN"/>
         </w:rPr>
-        <w:t>-&gt;</w:t>
-      </w:r>
-      <w:proofErr w:type="spellStart"/>
-      <w:r>
-        <w:rPr>
-          <w:rFonts w:hAnsi="Symbol" w:cs="Times New Roman"/>
-          <w:szCs w:val="24"/>
-          <w:lang w:val="en-IN" w:eastAsia="en-IN"/>
-        </w:rPr>
-        <w:t>get_</w:t>
+        <w:t>($message</w:t>
       </w:r>
       <w:proofErr w:type="gramStart"/>
       <w:r>
@@ -1037,16 +2254,7 @@
           <w:szCs w:val="24"/>
           <w:lang w:val="en-IN" w:eastAsia="en-IN"/>
         </w:rPr>
-        <w:t>result</w:t>
-      </w:r>
-      <w:proofErr w:type="spellEnd"/>
-      <w:r>
-        <w:rPr>
-          <w:rFonts w:hAnsi="Symbol" w:cs="Times New Roman"/>
-          <w:szCs w:val="24"/>
-          <w:lang w:val="en-IN" w:eastAsia="en-IN"/>
-        </w:rPr>
-        <w:t>(</w:t>
+        <w:t>) ?</w:t>
       </w:r>
       <w:proofErr w:type="gramEnd"/>
       <w:r>
@@ -1055,7 +2263,7 @@
           <w:szCs w:val="24"/>
           <w:lang w:val="en-IN" w:eastAsia="en-IN"/>
         </w:rPr>
-        <w:t>);</w:t>
+        <w:t>&gt;&lt;/p&gt;</w:t>
       </w:r>
     </w:p>
     <w:p>
@@ -1066,14 +2274,6 @@
           <w:lang w:val="en-IN" w:eastAsia="en-IN"/>
         </w:rPr>
       </w:pPr>
-      <w:r>
-        <w:rPr>
-          <w:rFonts w:hAnsi="Symbol" w:cs="Times New Roman"/>
-          <w:szCs w:val="24"/>
-          <w:lang w:val="en-IN" w:eastAsia="en-IN"/>
-        </w:rPr>
-        <w:t>?&gt;</w:t>
-      </w:r>
     </w:p>
     <w:p>
       <w:pPr>
@@ -1083,6 +2283,14 @@
           <w:lang w:val="en-IN" w:eastAsia="en-IN"/>
         </w:rPr>
       </w:pPr>
+      <w:r>
+        <w:rPr>
+          <w:rFonts w:hAnsi="Symbol" w:cs="Times New Roman"/>
+          <w:szCs w:val="24"/>
+          <w:lang w:val="en-IN" w:eastAsia="en-IN"/>
+        </w:rPr>
+        <w:t>&lt;form method="post"&gt;</w:t>
+      </w:r>
     </w:p>
     <w:p>
       <w:pPr>
@@ -1098,7 +2306,7 @@
           <w:szCs w:val="24"/>
           <w:lang w:val="en-IN" w:eastAsia="en-IN"/>
         </w:rPr>
-        <w:t>&lt;form method="GET"&gt;</w:t>
+        <w:t xml:space="preserve">    &lt;input name="name" placeholder="Name" required&gt;</w:t>
       </w:r>
     </w:p>
     <w:p>
@@ -1115,7 +2323,7 @@
           <w:szCs w:val="24"/>
           <w:lang w:val="en-IN" w:eastAsia="en-IN"/>
         </w:rPr>
-        <w:t xml:space="preserve">    &lt;input type="text" name="search"</w:t>
+        <w:t xml:space="preserve">    &lt;input type="email" name="email" placeholder="Email" required&gt;</w:t>
       </w:r>
     </w:p>
     <w:p>
@@ -1132,8 +2340,7 @@
           <w:szCs w:val="24"/>
           <w:lang w:val="en-IN" w:eastAsia="en-IN"/>
         </w:rPr>
-        <w:lastRenderedPageBreak/>
-        <w:t xml:space="preserve">           placeholder="Search name, email or course"</w:t>
+        <w:t xml:space="preserve">    &lt;select name="course"&gt;</w:t>
       </w:r>
     </w:p>
     <w:p>
@@ -1150,61 +2357,7 @@
           <w:szCs w:val="24"/>
           <w:lang w:val="en-IN" w:eastAsia="en-IN"/>
         </w:rPr>
-        <w:t xml:space="preserve">           value="</w:t>
-      </w:r>
-      <w:proofErr w:type="gramStart"/>
-      <w:r>
-        <w:rPr>
-          <w:rFonts w:hAnsi="Symbol" w:cs="Times New Roman"/>
-          <w:szCs w:val="24"/>
-          <w:lang w:val="en-IN" w:eastAsia="en-IN"/>
-        </w:rPr>
-        <w:t>&lt;?=</w:t>
-      </w:r>
-      <w:proofErr w:type="gramEnd"/>
-      <w:r>
-        <w:rPr>
-          <w:rFonts w:hAnsi="Symbol" w:cs="Times New Roman"/>
-          <w:szCs w:val="24"/>
-          <w:lang w:val="en-IN" w:eastAsia="en-IN"/>
-        </w:rPr>
-        <w:t xml:space="preserve"> </w:t>
-      </w:r>
-      <w:proofErr w:type="spellStart"/>
-      <w:r>
-        <w:rPr>
-          <w:rFonts w:hAnsi="Symbol" w:cs="Times New Roman"/>
-          <w:szCs w:val="24"/>
-          <w:lang w:val="en-IN" w:eastAsia="en-IN"/>
-        </w:rPr>
-        <w:t>htmlspecialchars</w:t>
-      </w:r>
-      <w:proofErr w:type="spellEnd"/>
-      <w:r>
-        <w:rPr>
-          <w:rFonts w:hAnsi="Symbol" w:cs="Times New Roman"/>
-          <w:szCs w:val="24"/>
-          <w:lang w:val="en-IN" w:eastAsia="en-IN"/>
-        </w:rPr>
-        <w:t>($search</w:t>
-      </w:r>
-      <w:proofErr w:type="gramStart"/>
-      <w:r>
-        <w:rPr>
-          <w:rFonts w:hAnsi="Symbol" w:cs="Times New Roman"/>
-          <w:szCs w:val="24"/>
-          <w:lang w:val="en-IN" w:eastAsia="en-IN"/>
-        </w:rPr>
-        <w:t>) ?</w:t>
-      </w:r>
-      <w:proofErr w:type="gramEnd"/>
-      <w:r>
-        <w:rPr>
-          <w:rFonts w:hAnsi="Symbol" w:cs="Times New Roman"/>
-          <w:szCs w:val="24"/>
-          <w:lang w:val="en-IN" w:eastAsia="en-IN"/>
-        </w:rPr>
-        <w:t>&gt;"&gt;</w:t>
+        <w:t xml:space="preserve">        &lt;option&gt;CSE&lt;/option&gt;</w:t>
       </w:r>
     </w:p>
     <w:p>
@@ -1221,7 +2374,7 @@
           <w:szCs w:val="24"/>
           <w:lang w:val="en-IN" w:eastAsia="en-IN"/>
         </w:rPr>
-        <w:t xml:space="preserve">    &lt;button type="submit"&gt;Search&lt;/button&gt;</w:t>
+        <w:t xml:space="preserve">        &lt;option&gt;IT&lt;/option&gt;</w:t>
       </w:r>
     </w:p>
     <w:p>
@@ -1238,7 +2391,7 @@
           <w:szCs w:val="24"/>
           <w:lang w:val="en-IN" w:eastAsia="en-IN"/>
         </w:rPr>
-        <w:t>&lt;/form&gt;</w:t>
+        <w:t xml:space="preserve">        &lt;option&gt;CE&lt;/option&gt;</w:t>
       </w:r>
     </w:p>
     <w:p>
@@ -1249,6 +2402,14 @@
           <w:lang w:val="en-IN" w:eastAsia="en-IN"/>
         </w:rPr>
       </w:pPr>
+      <w:r>
+        <w:rPr>
+          <w:rFonts w:hAnsi="Symbol" w:cs="Times New Roman"/>
+          <w:szCs w:val="24"/>
+          <w:lang w:val="en-IN" w:eastAsia="en-IN"/>
+        </w:rPr>
+        <w:t xml:space="preserve">    &lt;/select&gt;</w:t>
+      </w:r>
     </w:p>
     <w:p>
       <w:pPr>
@@ -1264,7 +2425,7 @@
           <w:szCs w:val="24"/>
           <w:lang w:val="en-IN" w:eastAsia="en-IN"/>
         </w:rPr>
-        <w:t>&lt;table border="1" cellpadding="8"&gt;</w:t>
+        <w:t xml:space="preserve">    &lt;button name="add"&gt;Add Student&lt;/button&gt;</w:t>
       </w:r>
     </w:p>
     <w:p>
@@ -1281,7 +2442,7 @@
           <w:szCs w:val="24"/>
           <w:lang w:val="en-IN" w:eastAsia="en-IN"/>
         </w:rPr>
-        <w:t xml:space="preserve">    &lt;tr&gt;</w:t>
+        <w:t>&lt;/form&gt;</w:t>
       </w:r>
     </w:p>
     <w:p>
@@ -1292,50 +2453,6 @@
           <w:lang w:val="en-IN" w:eastAsia="en-IN"/>
         </w:rPr>
       </w:pPr>
-      <w:r>
-        <w:rPr>
-          <w:rFonts w:hAnsi="Symbol" w:cs="Times New Roman"/>
-          <w:szCs w:val="24"/>
-          <w:lang w:val="en-IN" w:eastAsia="en-IN"/>
-        </w:rPr>
-        <w:t xml:space="preserve">        &lt;</w:t>
-      </w:r>
-      <w:proofErr w:type="spellStart"/>
-      <w:r>
-        <w:rPr>
-          <w:rFonts w:hAnsi="Symbol" w:cs="Times New Roman"/>
-          <w:szCs w:val="24"/>
-          <w:lang w:val="en-IN" w:eastAsia="en-IN"/>
-        </w:rPr>
-        <w:t>th</w:t>
-      </w:r>
-      <w:proofErr w:type="spellEnd"/>
-      <w:r>
-        <w:rPr>
-          <w:rFonts w:hAnsi="Symbol" w:cs="Times New Roman"/>
-          <w:szCs w:val="24"/>
-          <w:lang w:val="en-IN" w:eastAsia="en-IN"/>
-        </w:rPr>
-        <w:t>&gt;ID&lt;/</w:t>
-      </w:r>
-      <w:proofErr w:type="spellStart"/>
-      <w:r>
-        <w:rPr>
-          <w:rFonts w:hAnsi="Symbol" w:cs="Times New Roman"/>
-          <w:szCs w:val="24"/>
-          <w:lang w:val="en-IN" w:eastAsia="en-IN"/>
-        </w:rPr>
-        <w:t>th</w:t>
-      </w:r>
-      <w:proofErr w:type="spellEnd"/>
-      <w:r>
-        <w:rPr>
-          <w:rFonts w:hAnsi="Symbol" w:cs="Times New Roman"/>
-          <w:szCs w:val="24"/>
-          <w:lang w:val="en-IN" w:eastAsia="en-IN"/>
-        </w:rPr>
-        <w:t>&gt;</w:t>
-      </w:r>
     </w:p>
     <w:p>
       <w:pPr>
@@ -1351,43 +2468,7 @@
           <w:szCs w:val="24"/>
           <w:lang w:val="en-IN" w:eastAsia="en-IN"/>
         </w:rPr>
-        <w:t xml:space="preserve">        &lt;</w:t>
-      </w:r>
-      <w:proofErr w:type="spellStart"/>
-      <w:r>
-        <w:rPr>
-          <w:rFonts w:hAnsi="Symbol" w:cs="Times New Roman"/>
-          <w:szCs w:val="24"/>
-          <w:lang w:val="en-IN" w:eastAsia="en-IN"/>
-        </w:rPr>
-        <w:t>th</w:t>
-      </w:r>
-      <w:proofErr w:type="spellEnd"/>
-      <w:r>
-        <w:rPr>
-          <w:rFonts w:hAnsi="Symbol" w:cs="Times New Roman"/>
-          <w:szCs w:val="24"/>
-          <w:lang w:val="en-IN" w:eastAsia="en-IN"/>
-        </w:rPr>
-        <w:t>&gt;Name&lt;/</w:t>
-      </w:r>
-      <w:proofErr w:type="spellStart"/>
-      <w:r>
-        <w:rPr>
-          <w:rFonts w:hAnsi="Symbol" w:cs="Times New Roman"/>
-          <w:szCs w:val="24"/>
-          <w:lang w:val="en-IN" w:eastAsia="en-IN"/>
-        </w:rPr>
-        <w:t>th</w:t>
-      </w:r>
-      <w:proofErr w:type="spellEnd"/>
-      <w:r>
-        <w:rPr>
-          <w:rFonts w:hAnsi="Symbol" w:cs="Times New Roman"/>
-          <w:szCs w:val="24"/>
-          <w:lang w:val="en-IN" w:eastAsia="en-IN"/>
-        </w:rPr>
-        <w:t>&gt;</w:t>
+        <w:t>&lt;form method="get"&gt;</w:t>
       </w:r>
     </w:p>
     <w:p>
@@ -1404,43 +2485,7 @@
           <w:szCs w:val="24"/>
           <w:lang w:val="en-IN" w:eastAsia="en-IN"/>
         </w:rPr>
-        <w:t xml:space="preserve">        &lt;</w:t>
-      </w:r>
-      <w:proofErr w:type="spellStart"/>
-      <w:r>
-        <w:rPr>
-          <w:rFonts w:hAnsi="Symbol" w:cs="Times New Roman"/>
-          <w:szCs w:val="24"/>
-          <w:lang w:val="en-IN" w:eastAsia="en-IN"/>
-        </w:rPr>
-        <w:t>th</w:t>
-      </w:r>
-      <w:proofErr w:type="spellEnd"/>
-      <w:r>
-        <w:rPr>
-          <w:rFonts w:hAnsi="Symbol" w:cs="Times New Roman"/>
-          <w:szCs w:val="24"/>
-          <w:lang w:val="en-IN" w:eastAsia="en-IN"/>
-        </w:rPr>
-        <w:t>&gt;Email&lt;/</w:t>
-      </w:r>
-      <w:proofErr w:type="spellStart"/>
-      <w:r>
-        <w:rPr>
-          <w:rFonts w:hAnsi="Symbol" w:cs="Times New Roman"/>
-          <w:szCs w:val="24"/>
-          <w:lang w:val="en-IN" w:eastAsia="en-IN"/>
-        </w:rPr>
-        <w:t>th</w:t>
-      </w:r>
-      <w:proofErr w:type="spellEnd"/>
-      <w:r>
-        <w:rPr>
-          <w:rFonts w:hAnsi="Symbol" w:cs="Times New Roman"/>
-          <w:szCs w:val="24"/>
-          <w:lang w:val="en-IN" w:eastAsia="en-IN"/>
-        </w:rPr>
-        <w:t>&gt;</w:t>
+        <w:t xml:space="preserve">    &lt;input name="search" placeholder="Search by name or email"&gt;</w:t>
       </w:r>
     </w:p>
     <w:p>
@@ -1457,43 +2502,7 @@
           <w:szCs w:val="24"/>
           <w:lang w:val="en-IN" w:eastAsia="en-IN"/>
         </w:rPr>
-        <w:t xml:space="preserve">        &lt;</w:t>
-      </w:r>
-      <w:proofErr w:type="spellStart"/>
-      <w:r>
-        <w:rPr>
-          <w:rFonts w:hAnsi="Symbol" w:cs="Times New Roman"/>
-          <w:szCs w:val="24"/>
-          <w:lang w:val="en-IN" w:eastAsia="en-IN"/>
-        </w:rPr>
-        <w:t>th</w:t>
-      </w:r>
-      <w:proofErr w:type="spellEnd"/>
-      <w:r>
-        <w:rPr>
-          <w:rFonts w:hAnsi="Symbol" w:cs="Times New Roman"/>
-          <w:szCs w:val="24"/>
-          <w:lang w:val="en-IN" w:eastAsia="en-IN"/>
-        </w:rPr>
-        <w:t>&gt;Course&lt;/</w:t>
-      </w:r>
-      <w:proofErr w:type="spellStart"/>
-      <w:r>
-        <w:rPr>
-          <w:rFonts w:hAnsi="Symbol" w:cs="Times New Roman"/>
-          <w:szCs w:val="24"/>
-          <w:lang w:val="en-IN" w:eastAsia="en-IN"/>
-        </w:rPr>
-        <w:t>th</w:t>
-      </w:r>
-      <w:proofErr w:type="spellEnd"/>
-      <w:r>
-        <w:rPr>
-          <w:rFonts w:hAnsi="Symbol" w:cs="Times New Roman"/>
-          <w:szCs w:val="24"/>
-          <w:lang w:val="en-IN" w:eastAsia="en-IN"/>
-        </w:rPr>
-        <w:t>&gt;</w:t>
+        <w:t xml:space="preserve">    &lt;button&gt;Search&lt;/button&gt;</w:t>
       </w:r>
     </w:p>
     <w:p>
@@ -1510,7 +2519,7 @@
           <w:szCs w:val="24"/>
           <w:lang w:val="en-IN" w:eastAsia="en-IN"/>
         </w:rPr>
-        <w:t xml:space="preserve">    &lt;/tr&gt;</w:t>
+        <w:t>&lt;/form&gt;</w:t>
       </w:r>
     </w:p>
     <w:p>
@@ -1536,79 +2545,7 @@
           <w:szCs w:val="24"/>
           <w:lang w:val="en-IN" w:eastAsia="en-IN"/>
         </w:rPr>
-        <w:t xml:space="preserve">    &lt;?</w:t>
-      </w:r>
-      <w:proofErr w:type="spellStart"/>
-      <w:r>
-        <w:rPr>
-          <w:rFonts w:hAnsi="Symbol" w:cs="Times New Roman"/>
-          <w:szCs w:val="24"/>
-          <w:lang w:val="en-IN" w:eastAsia="en-IN"/>
-        </w:rPr>
-        <w:t>php</w:t>
-      </w:r>
-      <w:proofErr w:type="spellEnd"/>
-      <w:r>
-        <w:rPr>
-          <w:rFonts w:hAnsi="Symbol" w:cs="Times New Roman"/>
-          <w:szCs w:val="24"/>
-          <w:lang w:val="en-IN" w:eastAsia="en-IN"/>
-        </w:rPr>
-        <w:t xml:space="preserve"> while ($row = $result-&gt;</w:t>
-      </w:r>
-      <w:proofErr w:type="spellStart"/>
-      <w:r>
-        <w:rPr>
-          <w:rFonts w:hAnsi="Symbol" w:cs="Times New Roman"/>
-          <w:szCs w:val="24"/>
-          <w:lang w:val="en-IN" w:eastAsia="en-IN"/>
-        </w:rPr>
-        <w:t>fetch_</w:t>
-      </w:r>
-      <w:proofErr w:type="gramStart"/>
-      <w:r>
-        <w:rPr>
-          <w:rFonts w:hAnsi="Symbol" w:cs="Times New Roman"/>
-          <w:szCs w:val="24"/>
-          <w:lang w:val="en-IN" w:eastAsia="en-IN"/>
-        </w:rPr>
-        <w:t>assoc</w:t>
-      </w:r>
-      <w:proofErr w:type="spellEnd"/>
-      <w:r>
-        <w:rPr>
-          <w:rFonts w:hAnsi="Symbol" w:cs="Times New Roman"/>
-          <w:szCs w:val="24"/>
-          <w:lang w:val="en-IN" w:eastAsia="en-IN"/>
-        </w:rPr>
-        <w:t>(</w:t>
-      </w:r>
-      <w:proofErr w:type="gramEnd"/>
-      <w:r>
-        <w:rPr>
-          <w:rFonts w:hAnsi="Symbol" w:cs="Times New Roman"/>
-          <w:szCs w:val="24"/>
-          <w:lang w:val="en-IN" w:eastAsia="en-IN"/>
-        </w:rPr>
-        <w:t>))</w:t>
-      </w:r>
-      <w:proofErr w:type="gramStart"/>
-      <w:r>
-        <w:rPr>
-          <w:rFonts w:hAnsi="Symbol" w:cs="Times New Roman"/>
-          <w:szCs w:val="24"/>
-          <w:lang w:val="en-IN" w:eastAsia="en-IN"/>
-        </w:rPr>
-        <w:t>: ?</w:t>
-      </w:r>
-      <w:proofErr w:type="gramEnd"/>
-      <w:r>
-        <w:rPr>
-          <w:rFonts w:hAnsi="Symbol" w:cs="Times New Roman"/>
-          <w:szCs w:val="24"/>
-          <w:lang w:val="en-IN" w:eastAsia="en-IN"/>
-        </w:rPr>
-        <w:t>&gt;</w:t>
+        <w:t>&lt;table border="1" cellpadding="8"&gt;</w:t>
       </w:r>
     </w:p>
     <w:p>
@@ -1625,7 +2562,7 @@
           <w:szCs w:val="24"/>
           <w:lang w:val="en-IN" w:eastAsia="en-IN"/>
         </w:rPr>
-        <w:t xml:space="preserve">    &lt;tr&gt;</w:t>
+        <w:t>&lt;tr&gt;&lt;th&gt;ID&lt;/th&gt;&lt;th&gt;Name&lt;/th&gt;&lt;th&gt;Email&lt;/th&gt;&lt;th&gt;Course&lt;/th&gt;&lt;th&gt;Action&lt;/th&gt;&lt;/tr&gt;</w:t>
       </w:r>
     </w:p>
     <w:p>
@@ -1636,50 +2573,6 @@
           <w:lang w:val="en-IN" w:eastAsia="en-IN"/>
         </w:rPr>
       </w:pPr>
-      <w:r>
-        <w:rPr>
-          <w:rFonts w:hAnsi="Symbol" w:cs="Times New Roman"/>
-          <w:szCs w:val="24"/>
-          <w:lang w:val="en-IN" w:eastAsia="en-IN"/>
-        </w:rPr>
-        <w:t xml:space="preserve">        &lt;td&gt;</w:t>
-      </w:r>
-      <w:proofErr w:type="gramStart"/>
-      <w:r>
-        <w:rPr>
-          <w:rFonts w:hAnsi="Symbol" w:cs="Times New Roman"/>
-          <w:szCs w:val="24"/>
-          <w:lang w:val="en-IN" w:eastAsia="en-IN"/>
-        </w:rPr>
-        <w:t>&lt;?=</w:t>
-      </w:r>
-      <w:proofErr w:type="gramEnd"/>
-      <w:r>
-        <w:rPr>
-          <w:rFonts w:hAnsi="Symbol" w:cs="Times New Roman"/>
-          <w:szCs w:val="24"/>
-          <w:lang w:val="en-IN" w:eastAsia="en-IN"/>
-        </w:rPr>
-        <w:t xml:space="preserve"> (int) $row["id"</w:t>
-      </w:r>
-      <w:proofErr w:type="gramStart"/>
-      <w:r>
-        <w:rPr>
-          <w:rFonts w:hAnsi="Symbol" w:cs="Times New Roman"/>
-          <w:szCs w:val="24"/>
-          <w:lang w:val="en-IN" w:eastAsia="en-IN"/>
-        </w:rPr>
-        <w:t>] ?</w:t>
-      </w:r>
-      <w:proofErr w:type="gramEnd"/>
-      <w:r>
-        <w:rPr>
-          <w:rFonts w:hAnsi="Symbol" w:cs="Times New Roman"/>
-          <w:szCs w:val="24"/>
-          <w:lang w:val="en-IN" w:eastAsia="en-IN"/>
-        </w:rPr>
-        <w:t>&gt;&lt;/td&gt;</w:t>
-      </w:r>
     </w:p>
     <w:p>
       <w:pPr>
@@ -1695,7 +2588,34 @@
           <w:szCs w:val="24"/>
           <w:lang w:val="en-IN" w:eastAsia="en-IN"/>
         </w:rPr>
-        <w:t xml:space="preserve">        &lt;td&gt;</w:t>
+        <w:t>&lt;?</w:t>
+      </w:r>
+      <w:proofErr w:type="spellStart"/>
+      <w:r>
+        <w:rPr>
+          <w:rFonts w:hAnsi="Symbol" w:cs="Times New Roman"/>
+          <w:szCs w:val="24"/>
+          <w:lang w:val="en-IN" w:eastAsia="en-IN"/>
+        </w:rPr>
+        <w:t>php</w:t>
+      </w:r>
+      <w:proofErr w:type="spellEnd"/>
+      <w:r>
+        <w:rPr>
+          <w:rFonts w:hAnsi="Symbol" w:cs="Times New Roman"/>
+          <w:szCs w:val="24"/>
+          <w:lang w:val="en-IN" w:eastAsia="en-IN"/>
+        </w:rPr>
+        <w:t xml:space="preserve"> while ($s = $result-&gt;</w:t>
+      </w:r>
+      <w:proofErr w:type="spellStart"/>
+      <w:r>
+        <w:rPr>
+          <w:rFonts w:hAnsi="Symbol" w:cs="Times New Roman"/>
+          <w:szCs w:val="24"/>
+          <w:lang w:val="en-IN" w:eastAsia="en-IN"/>
+        </w:rPr>
+        <w:t>fetch_</w:t>
       </w:r>
       <w:proofErr w:type="gramStart"/>
       <w:r>
@@ -1704,7 +2624,16 @@
           <w:szCs w:val="24"/>
           <w:lang w:val="en-IN" w:eastAsia="en-IN"/>
         </w:rPr>
-        <w:t>&lt;?=</w:t>
+        <w:t>assoc</w:t>
+      </w:r>
+      <w:proofErr w:type="spellEnd"/>
+      <w:r>
+        <w:rPr>
+          <w:rFonts w:hAnsi="Symbol" w:cs="Times New Roman"/>
+          <w:szCs w:val="24"/>
+          <w:lang w:val="en-IN" w:eastAsia="en-IN"/>
+        </w:rPr>
+        <w:t>(</w:t>
       </w:r>
       <w:proofErr w:type="gramEnd"/>
       <w:r>
@@ -1713,25 +2642,7 @@
           <w:szCs w:val="24"/>
           <w:lang w:val="en-IN" w:eastAsia="en-IN"/>
         </w:rPr>
-        <w:t xml:space="preserve"> </w:t>
-      </w:r>
-      <w:proofErr w:type="spellStart"/>
-      <w:r>
-        <w:rPr>
-          <w:rFonts w:hAnsi="Symbol" w:cs="Times New Roman"/>
-          <w:szCs w:val="24"/>
-          <w:lang w:val="en-IN" w:eastAsia="en-IN"/>
-        </w:rPr>
-        <w:t>htmlspecialchars</w:t>
-      </w:r>
-      <w:proofErr w:type="spellEnd"/>
-      <w:r>
-        <w:rPr>
-          <w:rFonts w:hAnsi="Symbol" w:cs="Times New Roman"/>
-          <w:szCs w:val="24"/>
-          <w:lang w:val="en-IN" w:eastAsia="en-IN"/>
-        </w:rPr>
-        <w:t>($row["name"]</w:t>
+        <w:t>))</w:t>
       </w:r>
       <w:proofErr w:type="gramStart"/>
       <w:r>
@@ -1740,7 +2651,7 @@
           <w:szCs w:val="24"/>
           <w:lang w:val="en-IN" w:eastAsia="en-IN"/>
         </w:rPr>
-        <w:t>) ?</w:t>
+        <w:t>: ?</w:t>
       </w:r>
       <w:proofErr w:type="gramEnd"/>
       <w:r>
@@ -1749,7 +2660,7 @@
           <w:szCs w:val="24"/>
           <w:lang w:val="en-IN" w:eastAsia="en-IN"/>
         </w:rPr>
-        <w:t>&gt;&lt;/td&gt;</w:t>
+        <w:t>&gt;</w:t>
       </w:r>
     </w:p>
     <w:p>
@@ -1766,61 +2677,7 @@
           <w:szCs w:val="24"/>
           <w:lang w:val="en-IN" w:eastAsia="en-IN"/>
         </w:rPr>
-        <w:t xml:space="preserve">        &lt;td&gt;</w:t>
-      </w:r>
-      <w:proofErr w:type="gramStart"/>
-      <w:r>
-        <w:rPr>
-          <w:rFonts w:hAnsi="Symbol" w:cs="Times New Roman"/>
-          <w:szCs w:val="24"/>
-          <w:lang w:val="en-IN" w:eastAsia="en-IN"/>
-        </w:rPr>
-        <w:t>&lt;?=</w:t>
-      </w:r>
-      <w:proofErr w:type="gramEnd"/>
-      <w:r>
-        <w:rPr>
-          <w:rFonts w:hAnsi="Symbol" w:cs="Times New Roman"/>
-          <w:szCs w:val="24"/>
-          <w:lang w:val="en-IN" w:eastAsia="en-IN"/>
-        </w:rPr>
-        <w:t xml:space="preserve"> </w:t>
-      </w:r>
-      <w:proofErr w:type="spellStart"/>
-      <w:r>
-        <w:rPr>
-          <w:rFonts w:hAnsi="Symbol" w:cs="Times New Roman"/>
-          <w:szCs w:val="24"/>
-          <w:lang w:val="en-IN" w:eastAsia="en-IN"/>
-        </w:rPr>
-        <w:t>htmlspecialchars</w:t>
-      </w:r>
-      <w:proofErr w:type="spellEnd"/>
-      <w:r>
-        <w:rPr>
-          <w:rFonts w:hAnsi="Symbol" w:cs="Times New Roman"/>
-          <w:szCs w:val="24"/>
-          <w:lang w:val="en-IN" w:eastAsia="en-IN"/>
-        </w:rPr>
-        <w:t>($row["email"]</w:t>
-      </w:r>
-      <w:proofErr w:type="gramStart"/>
-      <w:r>
-        <w:rPr>
-          <w:rFonts w:hAnsi="Symbol" w:cs="Times New Roman"/>
-          <w:szCs w:val="24"/>
-          <w:lang w:val="en-IN" w:eastAsia="en-IN"/>
-        </w:rPr>
-        <w:t>) ?</w:t>
-      </w:r>
-      <w:proofErr w:type="gramEnd"/>
-      <w:r>
-        <w:rPr>
-          <w:rFonts w:hAnsi="Symbol" w:cs="Times New Roman"/>
-          <w:szCs w:val="24"/>
-          <w:lang w:val="en-IN" w:eastAsia="en-IN"/>
-        </w:rPr>
-        <w:t>&gt;&lt;/td&gt;</w:t>
+        <w:t>&lt;tr&gt;</w:t>
       </w:r>
     </w:p>
     <w:p>
@@ -1837,7 +2694,7 @@
           <w:szCs w:val="24"/>
           <w:lang w:val="en-IN" w:eastAsia="en-IN"/>
         </w:rPr>
-        <w:t xml:space="preserve">        &lt;td&gt;</w:t>
+        <w:t xml:space="preserve">    &lt;td&gt;</w:t>
       </w:r>
       <w:proofErr w:type="gramStart"/>
       <w:r>
@@ -1855,25 +2712,7 @@
           <w:szCs w:val="24"/>
           <w:lang w:val="en-IN" w:eastAsia="en-IN"/>
         </w:rPr>
-        <w:t xml:space="preserve"> </w:t>
-      </w:r>
-      <w:proofErr w:type="spellStart"/>
-      <w:r>
-        <w:rPr>
-          <w:rFonts w:hAnsi="Symbol" w:cs="Times New Roman"/>
-          <w:szCs w:val="24"/>
-          <w:lang w:val="en-IN" w:eastAsia="en-IN"/>
-        </w:rPr>
-        <w:t>htmlspecialchars</w:t>
-      </w:r>
-      <w:proofErr w:type="spellEnd"/>
-      <w:r>
-        <w:rPr>
-          <w:rFonts w:hAnsi="Symbol" w:cs="Times New Roman"/>
-          <w:szCs w:val="24"/>
-          <w:lang w:val="en-IN" w:eastAsia="en-IN"/>
-        </w:rPr>
-        <w:t>($row["course"]</w:t>
+        <w:t xml:space="preserve"> (int)$s["id"</w:t>
       </w:r>
       <w:proofErr w:type="gramStart"/>
       <w:r>
@@ -1882,7 +2721,7 @@
           <w:szCs w:val="24"/>
           <w:lang w:val="en-IN" w:eastAsia="en-IN"/>
         </w:rPr>
-        <w:t>) ?</w:t>
+        <w:t>] ?</w:t>
       </w:r>
       <w:proofErr w:type="gramEnd"/>
       <w:r>
@@ -1908,7 +2747,61 @@
           <w:szCs w:val="24"/>
           <w:lang w:val="en-IN" w:eastAsia="en-IN"/>
         </w:rPr>
-        <w:t xml:space="preserve">    &lt;/tr&gt;</w:t>
+        <w:t xml:space="preserve">    &lt;td&gt;</w:t>
+      </w:r>
+      <w:proofErr w:type="gramStart"/>
+      <w:r>
+        <w:rPr>
+          <w:rFonts w:hAnsi="Symbol" w:cs="Times New Roman"/>
+          <w:szCs w:val="24"/>
+          <w:lang w:val="en-IN" w:eastAsia="en-IN"/>
+        </w:rPr>
+        <w:t>&lt;?=</w:t>
+      </w:r>
+      <w:proofErr w:type="gramEnd"/>
+      <w:r>
+        <w:rPr>
+          <w:rFonts w:hAnsi="Symbol" w:cs="Times New Roman"/>
+          <w:szCs w:val="24"/>
+          <w:lang w:val="en-IN" w:eastAsia="en-IN"/>
+        </w:rPr>
+        <w:t xml:space="preserve"> </w:t>
+      </w:r>
+      <w:proofErr w:type="spellStart"/>
+      <w:r>
+        <w:rPr>
+          <w:rFonts w:hAnsi="Symbol" w:cs="Times New Roman"/>
+          <w:szCs w:val="24"/>
+          <w:lang w:val="en-IN" w:eastAsia="en-IN"/>
+        </w:rPr>
+        <w:t>htmlspecialchars</w:t>
+      </w:r>
+      <w:proofErr w:type="spellEnd"/>
+      <w:r>
+        <w:rPr>
+          <w:rFonts w:hAnsi="Symbol" w:cs="Times New Roman"/>
+          <w:szCs w:val="24"/>
+          <w:lang w:val="en-IN" w:eastAsia="en-IN"/>
+        </w:rPr>
+        <w:t>($s["name"]</w:t>
+      </w:r>
+      <w:proofErr w:type="gramStart"/>
+      <w:r>
+        <w:rPr>
+          <w:rFonts w:hAnsi="Symbol" w:cs="Times New Roman"/>
+          <w:szCs w:val="24"/>
+          <w:lang w:val="en-IN" w:eastAsia="en-IN"/>
+        </w:rPr>
+        <w:t>) ?</w:t>
+      </w:r>
+      <w:proofErr w:type="gramEnd"/>
+      <w:r>
+        <w:rPr>
+          <w:rFonts w:hAnsi="Symbol" w:cs="Times New Roman"/>
+          <w:szCs w:val="24"/>
+          <w:lang w:val="en-IN" w:eastAsia="en-IN"/>
+        </w:rPr>
+        <w:t>&gt;&lt;/td&gt;</w:t>
       </w:r>
     </w:p>
     <w:p>
@@ -1925,7 +2818,357 @@
           <w:szCs w:val="24"/>
           <w:lang w:val="en-IN" w:eastAsia="en-IN"/>
         </w:rPr>
-        <w:t xml:space="preserve">    &lt;?</w:t>
+        <w:t xml:space="preserve">    &lt;td&gt;</w:t>
+      </w:r>
+      <w:proofErr w:type="gramStart"/>
+      <w:r>
+        <w:rPr>
+          <w:rFonts w:hAnsi="Symbol" w:cs="Times New Roman"/>
+          <w:szCs w:val="24"/>
+          <w:lang w:val="en-IN" w:eastAsia="en-IN"/>
+        </w:rPr>
+        <w:t>&lt;?=</w:t>
+      </w:r>
+      <w:proofErr w:type="gramEnd"/>
+      <w:r>
+        <w:rPr>
+          <w:rFonts w:hAnsi="Symbol" w:cs="Times New Roman"/>
+          <w:szCs w:val="24"/>
+          <w:lang w:val="en-IN" w:eastAsia="en-IN"/>
+        </w:rPr>
+        <w:t xml:space="preserve"> </w:t>
+      </w:r>
+      <w:proofErr w:type="spellStart"/>
+      <w:r>
+        <w:rPr>
+          <w:rFonts w:hAnsi="Symbol" w:cs="Times New Roman"/>
+          <w:szCs w:val="24"/>
+          <w:lang w:val="en-IN" w:eastAsia="en-IN"/>
+        </w:rPr>
+        <w:t>htmlspecialchars</w:t>
+      </w:r>
+      <w:proofErr w:type="spellEnd"/>
+      <w:r>
+        <w:rPr>
+          <w:rFonts w:hAnsi="Symbol" w:cs="Times New Roman"/>
+          <w:szCs w:val="24"/>
+          <w:lang w:val="en-IN" w:eastAsia="en-IN"/>
+        </w:rPr>
+        <w:t>($s["email"]</w:t>
+      </w:r>
+      <w:proofErr w:type="gramStart"/>
+      <w:r>
+        <w:rPr>
+          <w:rFonts w:hAnsi="Symbol" w:cs="Times New Roman"/>
+          <w:szCs w:val="24"/>
+          <w:lang w:val="en-IN" w:eastAsia="en-IN"/>
+        </w:rPr>
+        <w:t>) ?</w:t>
+      </w:r>
+      <w:proofErr w:type="gramEnd"/>
+      <w:r>
+        <w:rPr>
+          <w:rFonts w:hAnsi="Symbol" w:cs="Times New Roman"/>
+          <w:szCs w:val="24"/>
+          <w:lang w:val="en-IN" w:eastAsia="en-IN"/>
+        </w:rPr>
+        <w:t>&gt;&lt;/td&gt;</w:t>
+      </w:r>
+    </w:p>
+    <w:p>
+      <w:pPr>
+        <w:rPr>
+          <w:rFonts w:hAnsi="Symbol" w:cs="Times New Roman"/>
+          <w:szCs w:val="24"/>
+          <w:lang w:val="en-IN" w:eastAsia="en-IN"/>
+        </w:rPr>
+      </w:pPr>
+      <w:r>
+        <w:rPr>
+          <w:rFonts w:hAnsi="Symbol" w:cs="Times New Roman"/>
+          <w:szCs w:val="24"/>
+          <w:lang w:val="en-IN" w:eastAsia="en-IN"/>
+        </w:rPr>
+        <w:t xml:space="preserve">    &lt;td&gt;</w:t>
+      </w:r>
+      <w:proofErr w:type="gramStart"/>
+      <w:r>
+        <w:rPr>
+          <w:rFonts w:hAnsi="Symbol" w:cs="Times New Roman"/>
+          <w:szCs w:val="24"/>
+          <w:lang w:val="en-IN" w:eastAsia="en-IN"/>
+        </w:rPr>
+        <w:t>&lt;?=</w:t>
+      </w:r>
+      <w:proofErr w:type="gramEnd"/>
+      <w:r>
+        <w:rPr>
+          <w:rFonts w:hAnsi="Symbol" w:cs="Times New Roman"/>
+          <w:szCs w:val="24"/>
+          <w:lang w:val="en-IN" w:eastAsia="en-IN"/>
+        </w:rPr>
+        <w:t xml:space="preserve"> </w:t>
+      </w:r>
+      <w:proofErr w:type="spellStart"/>
+      <w:r>
+        <w:rPr>
+          <w:rFonts w:hAnsi="Symbol" w:cs="Times New Roman"/>
+          <w:szCs w:val="24"/>
+          <w:lang w:val="en-IN" w:eastAsia="en-IN"/>
+        </w:rPr>
+        <w:t>htmlspecialchars</w:t>
+      </w:r>
+      <w:proofErr w:type="spellEnd"/>
+      <w:r>
+        <w:rPr>
+          <w:rFonts w:hAnsi="Symbol" w:cs="Times New Roman"/>
+          <w:szCs w:val="24"/>
+          <w:lang w:val="en-IN" w:eastAsia="en-IN"/>
+        </w:rPr>
+        <w:t>($s["course"]</w:t>
+      </w:r>
+      <w:proofErr w:type="gramStart"/>
+      <w:r>
+        <w:rPr>
+          <w:rFonts w:hAnsi="Symbol" w:cs="Times New Roman"/>
+          <w:szCs w:val="24"/>
+          <w:lang w:val="en-IN" w:eastAsia="en-IN"/>
+        </w:rPr>
+        <w:t>) ?</w:t>
+      </w:r>
+      <w:proofErr w:type="gramEnd"/>
+      <w:r>
+        <w:rPr>
+          <w:rFonts w:hAnsi="Symbol" w:cs="Times New Roman"/>
+          <w:szCs w:val="24"/>
+          <w:lang w:val="en-IN" w:eastAsia="en-IN"/>
+        </w:rPr>
+        <w:t>&gt;&lt;/td&gt;</w:t>
+      </w:r>
+    </w:p>
+    <w:p>
+      <w:pPr>
+        <w:rPr>
+          <w:rFonts w:hAnsi="Symbol" w:cs="Times New Roman"/>
+          <w:szCs w:val="24"/>
+          <w:lang w:val="en-IN" w:eastAsia="en-IN"/>
+        </w:rPr>
+      </w:pPr>
+      <w:r>
+        <w:rPr>
+          <w:rFonts w:hAnsi="Symbol" w:cs="Times New Roman"/>
+          <w:szCs w:val="24"/>
+          <w:lang w:val="en-IN" w:eastAsia="en-IN"/>
+        </w:rPr>
+        <w:t xml:space="preserve">    &lt;td&gt;</w:t>
+      </w:r>
+    </w:p>
+    <w:p>
+      <w:pPr>
+        <w:rPr>
+          <w:rFonts w:hAnsi="Symbol" w:cs="Times New Roman"/>
+          <w:szCs w:val="24"/>
+          <w:lang w:val="en-IN" w:eastAsia="en-IN"/>
+        </w:rPr>
+      </w:pPr>
+      <w:r>
+        <w:rPr>
+          <w:rFonts w:hAnsi="Symbol" w:cs="Times New Roman"/>
+          <w:szCs w:val="24"/>
+          <w:lang w:val="en-IN" w:eastAsia="en-IN"/>
+        </w:rPr>
+        <w:t xml:space="preserve">        &lt;form method="post"</w:t>
+      </w:r>
+    </w:p>
+    <w:p>
+      <w:pPr>
+        <w:rPr>
+          <w:rFonts w:hAnsi="Symbol" w:cs="Times New Roman"/>
+          <w:szCs w:val="24"/>
+          <w:lang w:val="en-IN" w:eastAsia="en-IN"/>
+        </w:rPr>
+      </w:pPr>
+      <w:r>
+        <w:rPr>
+          <w:rFonts w:hAnsi="Symbol" w:cs="Times New Roman"/>
+          <w:szCs w:val="24"/>
+          <w:lang w:val="en-IN" w:eastAsia="en-IN"/>
+        </w:rPr>
+        <w:t xml:space="preserve">              </w:t>
+      </w:r>
+      <w:proofErr w:type="spellStart"/>
+      <w:r>
+        <w:rPr>
+          <w:rFonts w:hAnsi="Symbol" w:cs="Times New Roman"/>
+          <w:szCs w:val="24"/>
+          <w:lang w:val="en-IN" w:eastAsia="en-IN"/>
+        </w:rPr>
+        <w:t>onsubmit</w:t>
+      </w:r>
+      <w:proofErr w:type="spellEnd"/>
+      <w:r>
+        <w:rPr>
+          <w:rFonts w:hAnsi="Symbol" w:cs="Times New Roman"/>
+          <w:szCs w:val="24"/>
+          <w:lang w:val="en-IN" w:eastAsia="en-IN"/>
+        </w:rPr>
+        <w:t xml:space="preserve">="return </w:t>
+      </w:r>
+      <w:proofErr w:type="gramStart"/>
+      <w:r>
+        <w:rPr>
+          <w:rFonts w:hAnsi="Symbol" w:cs="Times New Roman"/>
+          <w:szCs w:val="24"/>
+          <w:lang w:val="en-IN" w:eastAsia="en-IN"/>
+        </w:rPr>
+        <w:t>confirm(</w:t>
+      </w:r>
+      <w:proofErr w:type="gramEnd"/>
+      <w:r>
+        <w:rPr>
+          <w:rFonts w:hAnsi="Symbol" w:cs="Times New Roman"/>
+          <w:szCs w:val="24"/>
+          <w:lang w:val="en-IN" w:eastAsia="en-IN"/>
+        </w:rPr>
+        <w:t>'Delete this student?')"&gt;</w:t>
+      </w:r>
+    </w:p>
+    <w:p>
+      <w:pPr>
+        <w:rPr>
+          <w:rFonts w:hAnsi="Symbol" w:cs="Times New Roman"/>
+          <w:szCs w:val="24"/>
+          <w:lang w:val="en-IN" w:eastAsia="en-IN"/>
+        </w:rPr>
+      </w:pPr>
+      <w:r>
+        <w:rPr>
+          <w:rFonts w:hAnsi="Symbol" w:cs="Times New Roman"/>
+          <w:szCs w:val="24"/>
+          <w:lang w:val="en-IN" w:eastAsia="en-IN"/>
+        </w:rPr>
+        <w:t xml:space="preserve">            &lt;input type="hidden" name="id" value="</w:t>
+      </w:r>
+      <w:proofErr w:type="gramStart"/>
+      <w:r>
+        <w:rPr>
+          <w:rFonts w:hAnsi="Symbol" w:cs="Times New Roman"/>
+          <w:szCs w:val="24"/>
+          <w:lang w:val="en-IN" w:eastAsia="en-IN"/>
+        </w:rPr>
+        <w:t>&lt;?=</w:t>
+      </w:r>
+      <w:proofErr w:type="gramEnd"/>
+      <w:r>
+        <w:rPr>
+          <w:rFonts w:hAnsi="Symbol" w:cs="Times New Roman"/>
+          <w:szCs w:val="24"/>
+          <w:lang w:val="en-IN" w:eastAsia="en-IN"/>
+        </w:rPr>
+        <w:t xml:space="preserve"> (int)$s["id"</w:t>
+      </w:r>
+      <w:proofErr w:type="gramStart"/>
+      <w:r>
+        <w:rPr>
+          <w:rFonts w:hAnsi="Symbol" w:cs="Times New Roman"/>
+          <w:szCs w:val="24"/>
+          <w:lang w:val="en-IN" w:eastAsia="en-IN"/>
+        </w:rPr>
+        <w:t>] ?</w:t>
+      </w:r>
+      <w:proofErr w:type="gramEnd"/>
+      <w:r>
+        <w:rPr>
+          <w:rFonts w:hAnsi="Symbol" w:cs="Times New Roman"/>
+          <w:szCs w:val="24"/>
+          <w:lang w:val="en-IN" w:eastAsia="en-IN"/>
+        </w:rPr>
+        <w:t>&gt;"&gt;</w:t>
+      </w:r>
+    </w:p>
+    <w:p>
+      <w:pPr>
+        <w:rPr>
+          <w:rFonts w:hAnsi="Symbol" w:cs="Times New Roman"/>
+          <w:szCs w:val="24"/>
+          <w:lang w:val="en-IN" w:eastAsia="en-IN"/>
+        </w:rPr>
+      </w:pPr>
+      <w:r>
+        <w:rPr>
+          <w:rFonts w:hAnsi="Symbol" w:cs="Times New Roman"/>
+          <w:szCs w:val="24"/>
+          <w:lang w:val="en-IN" w:eastAsia="en-IN"/>
+        </w:rPr>
+        <w:t xml:space="preserve">            &lt;button name="delete"&gt;Delete&lt;/button&gt;</w:t>
+      </w:r>
+    </w:p>
+    <w:p>
+      <w:pPr>
+        <w:rPr>
+          <w:rFonts w:hAnsi="Symbol" w:cs="Times New Roman"/>
+          <w:szCs w:val="24"/>
+          <w:lang w:val="en-IN" w:eastAsia="en-IN"/>
+        </w:rPr>
+      </w:pPr>
+      <w:r>
+        <w:rPr>
+          <w:rFonts w:hAnsi="Symbol" w:cs="Times New Roman"/>
+          <w:szCs w:val="24"/>
+          <w:lang w:val="en-IN" w:eastAsia="en-IN"/>
+        </w:rPr>
+        <w:t xml:space="preserve">        &lt;/form&gt;</w:t>
+      </w:r>
+    </w:p>
+    <w:p>
+      <w:pPr>
+        <w:rPr>
+          <w:rFonts w:hAnsi="Symbol" w:cs="Times New Roman"/>
+          <w:szCs w:val="24"/>
+          <w:lang w:val="en-IN" w:eastAsia="en-IN"/>
+        </w:rPr>
+      </w:pPr>
+      <w:r>
+        <w:rPr>
+          <w:rFonts w:hAnsi="Symbol" w:cs="Times New Roman"/>
+          <w:szCs w:val="24"/>
+          <w:lang w:val="en-IN" w:eastAsia="en-IN"/>
+        </w:rPr>
+        <w:t xml:space="preserve">    &lt;/td&gt;</w:t>
+      </w:r>
+    </w:p>
+    <w:p>
+      <w:pPr>
+        <w:rPr>
+          <w:rFonts w:hAnsi="Symbol" w:cs="Times New Roman"/>
+          <w:szCs w:val="24"/>
+          <w:lang w:val="en-IN" w:eastAsia="en-IN"/>
+        </w:rPr>
+      </w:pPr>
+      <w:r>
+        <w:rPr>
+          <w:rFonts w:hAnsi="Symbol" w:cs="Times New Roman"/>
+          <w:szCs w:val="24"/>
+          <w:lang w:val="en-IN" w:eastAsia="en-IN"/>
+        </w:rPr>
+        <w:t>&lt;/tr&gt;</w:t>
+      </w:r>
+    </w:p>
+    <w:p>
+      <w:pPr>
+        <w:rPr>
+          <w:rFonts w:hAnsi="Symbol" w:cs="Times New Roman"/>
+          <w:szCs w:val="24"/>
+          <w:lang w:val="en-IN" w:eastAsia="en-IN"/>
+        </w:rPr>
+      </w:pPr>
+      <w:r>
+        <w:rPr>
+          <w:rFonts w:hAnsi="Symbol" w:cs="Times New Roman"/>
+          <w:szCs w:val="24"/>
+          <w:lang w:val="en-IN" w:eastAsia="en-IN"/>
+        </w:rPr>
+        <w:t>&lt;?</w:t>
       </w:r>
       <w:proofErr w:type="spellStart"/>
       <w:r>
@@ -1999,95 +3242,6 @@
           <w:lang w:val="en-IN" w:eastAsia="en-IN"/>
         </w:rPr>
       </w:pPr>
-    </w:p>
-    <w:p>
-      <w:pPr>
-        <w:rPr>
-          <w:rFonts w:hAnsi="Symbol" w:cs="Times New Roman"/>
-          <w:szCs w:val="24"/>
-          <w:lang w:val="en-IN" w:eastAsia="en-IN"/>
-        </w:rPr>
-      </w:pPr>
-      <w:r>
-        <w:rPr>
-          <w:rFonts w:hAnsi="Symbol" w:cs="Times New Roman"/>
-          <w:szCs w:val="24"/>
-          <w:lang w:val="en-IN" w:eastAsia="en-IN"/>
-        </w:rPr>
-        <w:t>&lt;?</w:t>
-      </w:r>
-      <w:proofErr w:type="spellStart"/>
-      <w:r>
-        <w:rPr>
-          <w:rFonts w:hAnsi="Symbol" w:cs="Times New Roman"/>
-          <w:szCs w:val="24"/>
-          <w:lang w:val="en-IN" w:eastAsia="en-IN"/>
-        </w:rPr>
-        <w:t>php</w:t>
-      </w:r>
-      <w:proofErr w:type="spellEnd"/>
-    </w:p>
-    <w:p>
-      <w:pPr>
-        <w:rPr>
-          <w:rFonts w:hAnsi="Symbol" w:cs="Times New Roman"/>
-          <w:szCs w:val="24"/>
-          <w:lang w:val="en-IN" w:eastAsia="en-IN"/>
-        </w:rPr>
-      </w:pPr>
-      <w:r>
-        <w:rPr>
-          <w:rFonts w:hAnsi="Symbol" w:cs="Times New Roman"/>
-          <w:szCs w:val="24"/>
-          <w:lang w:val="en-IN" w:eastAsia="en-IN"/>
-        </w:rPr>
-        <w:t>$</w:t>
-      </w:r>
-      <w:proofErr w:type="spellStart"/>
-      <w:r>
-        <w:rPr>
-          <w:rFonts w:hAnsi="Symbol" w:cs="Times New Roman"/>
-          <w:szCs w:val="24"/>
-          <w:lang w:val="en-IN" w:eastAsia="en-IN"/>
-        </w:rPr>
-        <w:t>stmt</w:t>
-      </w:r>
-      <w:proofErr w:type="spellEnd"/>
-      <w:r>
-        <w:rPr>
-          <w:rFonts w:hAnsi="Symbol" w:cs="Times New Roman"/>
-          <w:szCs w:val="24"/>
-          <w:lang w:val="en-IN" w:eastAsia="en-IN"/>
-        </w:rPr>
-        <w:t>-&gt;</w:t>
-      </w:r>
-      <w:proofErr w:type="gramStart"/>
-      <w:r>
-        <w:rPr>
-          <w:rFonts w:hAnsi="Symbol" w:cs="Times New Roman"/>
-          <w:szCs w:val="24"/>
-          <w:lang w:val="en-IN" w:eastAsia="en-IN"/>
-        </w:rPr>
-        <w:t>close(</w:t>
-      </w:r>
-      <w:proofErr w:type="gramEnd"/>
-      <w:r>
-        <w:rPr>
-          <w:rFonts w:hAnsi="Symbol" w:cs="Times New Roman"/>
-          <w:szCs w:val="24"/>
-          <w:lang w:val="en-IN" w:eastAsia="en-IN"/>
-        </w:rPr>
-        <w:t>);</w:t>
-      </w:r>
-    </w:p>
-    <w:p>
-      <w:pPr>
-        <w:rPr>
-          <w:rFonts w:hAnsi="Symbol" w:cs="Times New Roman"/>
-          <w:szCs w:val="24"/>
-          <w:lang w:val="en-IN" w:eastAsia="en-IN"/>
-        </w:rPr>
-      </w:pPr>
       <w:r>
         <w:rPr>
           <w:rFonts w:hAnsi="Symbol" w:cs="Times New Roman"/>
@@ -2095,42 +3249,41 @@
           <w:lang w:val="en-IN" w:eastAsia="en-IN"/>
         </w:rPr>
         <w:lastRenderedPageBreak/>
-        <w:t>$conn-&gt;</w:t>
-      </w:r>
-      <w:proofErr w:type="gramStart"/>
-      <w:r>
-        <w:rPr>
-          <w:rFonts w:hAnsi="Symbol" w:cs="Times New Roman"/>
-          <w:szCs w:val="24"/>
-          <w:lang w:val="en-IN" w:eastAsia="en-IN"/>
-        </w:rPr>
-        <w:t>close(</w:t>
-      </w:r>
-      <w:proofErr w:type="gramEnd"/>
-      <w:r>
-        <w:rPr>
-          <w:rFonts w:hAnsi="Symbol" w:cs="Times New Roman"/>
-          <w:szCs w:val="24"/>
-          <w:lang w:val="en-IN" w:eastAsia="en-IN"/>
-        </w:rPr>
-        <w:t>);</w:t>
-      </w:r>
-    </w:p>
-    <w:p>
-      <w:pPr>
-        <w:rPr>
-          <w:rFonts w:hAnsi="Symbol" w:cs="Times New Roman"/>
-          <w:szCs w:val="24"/>
-          <w:lang w:val="en-IN" w:eastAsia="en-IN"/>
-        </w:rPr>
-      </w:pPr>
-      <w:r>
-        <w:rPr>
-          <w:rFonts w:hAnsi="Symbol" w:cs="Times New Roman"/>
-          <w:szCs w:val="24"/>
-          <w:lang w:val="en-IN" w:eastAsia="en-IN"/>
-        </w:rPr>
-        <w:t>?&gt;</w:t>
+        <w:drawing>
+          <wp:inline distT="0" distB="0" distL="0" distR="0" wp14:anchorId="73E16791" wp14:editId="260126C9">
+            <wp:extent cx="5486400" cy="2207260"/>
+            <wp:effectExtent l="0" t="0" r="0" b="2540"/>
+            <wp:docPr id="199132929" name="Picture 1"/>
+            <wp:cNvGraphicFramePr>
+              <a:graphicFrameLocks xmlns:a="http://schemas.openxmlformats.org/drawingml/2006/main" noChangeAspect="1"/>
+            </wp:cNvGraphicFramePr>
+            <a:graphic xmlns:a="http://schemas.openxmlformats.org/drawingml/2006/main">
+              <a:graphicData uri="http://schemas.openxmlformats.org/drawingml/2006/picture">
+                <pic:pic xmlns:pic="http://schemas.openxmlformats.org/drawingml/2006/picture">
+                  <pic:nvPicPr>
+                    <pic:cNvPr id="199132929" name=""/>
+                    <pic:cNvPicPr/>
+                  </pic:nvPicPr>
+                  <pic:blipFill>
+                    <a:blip r:embed="rId8"/>
+                    <a:stretch>
+                      <a:fillRect/>
+                    </a:stretch>
+                  </pic:blipFill>
+                  <pic:spPr>
+                    <a:xfrm>
+                      <a:off x="0" y="0"/>
+                      <a:ext cx="5486400" cy="2207260"/>
+                    </a:xfrm>
+                    <a:prstGeom prst="rect">
+                      <a:avLst/>
+                    </a:prstGeom>
+                  </pic:spPr>
+                </pic:pic>
+              </a:graphicData>
+            </a:graphic>
+          </wp:inline>
+        </w:drawing>
       </w:r>
     </w:p>
     <w:p>
@@ -2576,6 +3729,7 @@
           <w:sz w:val="28"/>
           <w:szCs w:val="22"/>
         </w:rPr>
+        <w:lastRenderedPageBreak/>
         <w:t>Faculty Remarks</w:t>
       </w:r>
       <w:r>
@@ -2606,8 +3760,8 @@
     </w:p>
     <w:p/>
     <w:sectPr>
-      <w:headerReference w:type="default" r:id="rId8"/>
-      <w:footerReference w:type="default" r:id="rId9"/>
+      <w:headerReference w:type="default" r:id="rId9"/>
+      <w:footerReference w:type="default" r:id="rId10"/>
       <w:pgSz w:w="12240" w:h="15840"/>
       <w:pgMar w:top="1440" w:right="1800" w:bottom="1440" w:left="1800" w:header="720" w:footer="720" w:gutter="0"/>
       <w:cols w:space="720"/>
